--- a/functions/default/templates/eventBillInvoice.docx
+++ b/functions/default/templates/eventBillInvoice.docx
@@ -1,20 +1,20 @@
 
 <file path=word/document.xml><?xml version="1.0" encoding="utf-8"?>
-<w:document xmlns:o="urn:schemas-microsoft-com:office:office" xmlns:r="http://schemas.openxmlformats.org/officeDocument/2006/relationships" xmlns:v="urn:schemas-microsoft-com:vml" xmlns:w="http://schemas.openxmlformats.org/wordprocessingml/2006/main" xmlns:w10="urn:schemas-microsoft-com:office:word" xmlns:wp="http://schemas.openxmlformats.org/drawingml/2006/wordprocessingDrawing" xmlns:wps="http://schemas.microsoft.com/office/word/2010/wordprocessingShape" xmlns:wpg="http://schemas.microsoft.com/office/word/2010/wordprocessingGroup" xmlns:mc="http://schemas.openxmlformats.org/markup-compatibility/2006" xmlns:wp14="http://schemas.microsoft.com/office/word/2010/wordprocessingDrawing" xmlns:w14="http://schemas.microsoft.com/office/word/2010/wordml" xmlns:w15="http://schemas.microsoft.com/office/word/2012/wordml" mc:Ignorable="w14 wp14 w15">
+<w:document xmlns:wpc="http://schemas.microsoft.com/office/word/2010/wordprocessingCanvas" xmlns:cx="http://schemas.microsoft.com/office/drawing/2014/chartex" xmlns:cx1="http://schemas.microsoft.com/office/drawing/2015/9/8/chartex" xmlns:cx2="http://schemas.microsoft.com/office/drawing/2015/10/21/chartex" xmlns:cx3="http://schemas.microsoft.com/office/drawing/2016/5/9/chartex" xmlns:cx4="http://schemas.microsoft.com/office/drawing/2016/5/10/chartex" xmlns:cx5="http://schemas.microsoft.com/office/drawing/2016/5/11/chartex" xmlns:cx6="http://schemas.microsoft.com/office/drawing/2016/5/12/chartex" xmlns:cx7="http://schemas.microsoft.com/office/drawing/2016/5/13/chartex" xmlns:cx8="http://schemas.microsoft.com/office/drawing/2016/5/14/chartex" xmlns:mc="http://schemas.openxmlformats.org/markup-compatibility/2006" xmlns:aink="http://schemas.microsoft.com/office/drawing/2016/ink" xmlns:am3d="http://schemas.microsoft.com/office/drawing/2017/model3d" xmlns:o="urn:schemas-microsoft-com:office:office" xmlns:oel="http://schemas.microsoft.com/office/2019/extlst" xmlns:r="http://schemas.openxmlformats.org/officeDocument/2006/relationships" xmlns:m="http://schemas.openxmlformats.org/officeDocument/2006/math" xmlns:v="urn:schemas-microsoft-com:vml" xmlns:wp14="http://schemas.microsoft.com/office/word/2010/wordprocessingDrawing" xmlns:wp="http://schemas.openxmlformats.org/drawingml/2006/wordprocessingDrawing" xmlns:w10="urn:schemas-microsoft-com:office:word" xmlns:w="http://schemas.openxmlformats.org/wordprocessingml/2006/main" xmlns:w14="http://schemas.microsoft.com/office/word/2010/wordml" xmlns:w15="http://schemas.microsoft.com/office/word/2012/wordml" xmlns:w16cex="http://schemas.microsoft.com/office/word/2018/wordml/cex" xmlns:w16cid="http://schemas.microsoft.com/office/word/2016/wordml/cid" xmlns:w16="http://schemas.microsoft.com/office/word/2018/wordml" xmlns:w16du="http://schemas.microsoft.com/office/word/2023/wordml/word16du" xmlns:w16sdtdh="http://schemas.microsoft.com/office/word/2020/wordml/sdtdatahash" xmlns:w16sdtfl="http://schemas.microsoft.com/office/word/2024/wordml/sdtformatlock" xmlns:w16se="http://schemas.microsoft.com/office/word/2015/wordml/symex" xmlns:wpg="http://schemas.microsoft.com/office/word/2010/wordprocessingGroup" xmlns:wpi="http://schemas.microsoft.com/office/word/2010/wordprocessingInk" xmlns:wne="http://schemas.microsoft.com/office/word/2006/wordml" xmlns:wps="http://schemas.microsoft.com/office/word/2010/wordprocessingShape" mc:Ignorable="w14 w15 w16se w16cid w16 w16cex w16sdtdh w16sdtfl w16du wp14">
   <w:body>
     <w:p>
       <w:pPr>
         <w:pStyle w:val="LO-normal"/>
-        <w:widowControl w:val="false"/>
-        <w:spacing w:lineRule="auto" w:line="276"/>
+        <w:widowControl w:val="0"/>
+        <w:spacing w:line="276" w:lineRule="auto"/>
         <w:jc w:val="center"/>
         <w:rPr>
-          <w:rFonts w:eastAsia="メイリオ"/>
+          <w:rFonts w:eastAsia="Meiryo" w:hint="eastAsia"/>
         </w:rPr>
       </w:pPr>
       <w:r>
         <w:rPr>
-          <w:rFonts w:ascii="Meiryo" w:hAnsi="Meiryo" w:cs="Roboto" w:eastAsia="メイリオ"/>
+          <w:rFonts w:ascii="Meiryo" w:eastAsia="Meiryo" w:hAnsi="Meiryo" w:cs="Roboto"/>
           <w:color w:val="000000"/>
           <w:spacing w:val="160"/>
           <w:sz w:val="40"/>
@@ -26,28 +26,26 @@
     <w:p>
       <w:pPr>
         <w:sectPr>
-          <w:type w:val="nextPage"/>
           <w:pgSz w:w="11906" w:h="16838"/>
-          <w:pgMar w:left="1134" w:right="1134" w:gutter="0" w:header="0" w:top="432" w:footer="0" w:bottom="0"/>
-          <w:pgNumType w:start="1" w:fmt="decimal"/>
-          <w:formProt w:val="false"/>
-          <w:textDirection w:val="lrTb"/>
-          <w:docGrid w:type="default" w:linePitch="100" w:charSpace="0"/>
+          <w:pgMar w:top="432" w:right="1134" w:bottom="0" w:left="1134" w:header="0" w:footer="0" w:gutter="0"/>
+          <w:pgNumType w:start="1"/>
+          <w:cols w:space="720"/>
+          <w:formProt w:val="0"/>
+          <w:docGrid w:linePitch="100"/>
         </w:sectPr>
       </w:pPr>
     </w:p>
     <w:p>
       <w:pPr>
         <w:pStyle w:val="LO-normal"/>
-        <w:overflowPunct w:val="false"/>
-        <w:spacing w:before="0" w:after="0"/>
-        <w:rPr>
-          <w:rFonts w:ascii="メイリオ" w:hAnsi="メイリオ" w:eastAsia="メイリオ"/>
+        <w:overflowPunct w:val="0"/>
+        <w:rPr>
+          <w:rFonts w:ascii="Meiryo" w:eastAsia="Meiryo" w:hAnsi="Meiryo"/>
         </w:rPr>
       </w:pPr>
       <w:r>
         <w:rPr>
-          <w:rFonts w:eastAsia="メイリオ" w:ascii="メイリオ" w:hAnsi="メイリオ"/>
+          <w:rFonts w:ascii="Meiryo" w:eastAsia="Meiryo" w:hAnsi="Meiryo"/>
           <w:b/>
           <w:bCs/>
           <w:color w:val="000000"/>
@@ -55,23 +53,47 @@
           <w:szCs w:val="28"/>
           <w:u w:val="single"/>
         </w:rPr>
-        <w:t>{{companyName}}</w:t>
-      </w:r>
-      <w:r>
-        <w:rPr>
-          <w:rFonts w:eastAsia="メイリオ" w:ascii="メイリオ" w:hAnsi="メイリオ"/>
+        <w:t>{{</w:t>
+      </w:r>
+      <w:proofErr w:type="spellStart"/>
+      <w:r>
+        <w:rPr>
+          <w:rFonts w:ascii="Meiryo" w:eastAsia="Meiryo" w:hAnsi="Meiryo"/>
+          <w:b/>
+          <w:bCs/>
           <w:color w:val="000000"/>
           <w:sz w:val="28"/>
           <w:szCs w:val="28"/>
+          <w:u w:val="single"/>
+        </w:rPr>
+        <w:t>companyName</w:t>
+      </w:r>
+      <w:proofErr w:type="spellEnd"/>
+      <w:r>
+        <w:rPr>
+          <w:rFonts w:ascii="Meiryo" w:eastAsia="Meiryo" w:hAnsi="Meiryo"/>
+          <w:b/>
+          <w:bCs/>
+          <w:color w:val="000000"/>
+          <w:sz w:val="28"/>
+          <w:szCs w:val="28"/>
+          <w:u w:val="single"/>
+        </w:rPr>
+        <w:t>}}</w:t>
+      </w:r>
+      <w:r>
+        <w:rPr>
+          <w:rFonts w:ascii="Meiryo" w:eastAsia="Meiryo" w:hAnsi="Meiryo"/>
+          <w:color w:val="000000"/>
+          <w:sz w:val="28"/>
+          <w:szCs w:val="28"/>
         </w:rPr>
         <w:t xml:space="preserve">  </w:t>
       </w:r>
       <w:r>
         <w:rPr>
-          <w:rFonts w:ascii="メイリオ" w:hAnsi="メイリオ" w:eastAsia="メイリオ"/>
-          <w:color w:val="000000"/>
-          <w:sz w:val="24"/>
-          <w:szCs w:val="24"/>
+          <w:rFonts w:ascii="Meiryo" w:eastAsia="Meiryo" w:hAnsi="Meiryo"/>
+          <w:color w:val="000000"/>
         </w:rPr>
         <w:t>御中</w:t>
       </w:r>
@@ -79,108 +101,166 @@
     <w:p>
       <w:pPr>
         <w:pStyle w:val="LO-normal"/>
-        <w:overflowPunct w:val="false"/>
-        <w:spacing w:before="0" w:after="101"/>
-        <w:rPr>
-          <w:rFonts w:ascii="メイリオ" w:hAnsi="メイリオ" w:eastAsia="メイリオ"/>
+        <w:overflowPunct w:val="0"/>
+        <w:spacing w:after="101"/>
+        <w:rPr>
+          <w:rFonts w:ascii="Meiryo" w:eastAsia="Meiryo" w:hAnsi="Meiryo"/>
         </w:rPr>
       </w:pPr>
       <w:r>
         <w:rPr>
-          <w:rFonts w:eastAsia="メイリオ" w:ascii="メイリオ" w:hAnsi="メイリオ"/>
+          <w:rFonts w:ascii="Meiryo" w:eastAsia="Meiryo" w:hAnsi="Meiryo"/>
           <w:color w:val="000000"/>
           <w:sz w:val="18"/>
           <w:szCs w:val="18"/>
         </w:rPr>
-        <w:t xml:space="preserve">{{companyPersonName}} </w:t>
-      </w:r>
-      <w:r>
-        <w:rPr>
-          <w:rFonts w:ascii="メイリオ" w:hAnsi="メイリオ" w:eastAsia="メイリオ"/>
+        <w:t>{{</w:t>
+      </w:r>
+      <w:proofErr w:type="spellStart"/>
+      <w:r>
+        <w:rPr>
+          <w:rFonts w:ascii="Meiryo" w:eastAsia="Meiryo" w:hAnsi="Meiryo"/>
           <w:color w:val="000000"/>
           <w:sz w:val="18"/>
           <w:szCs w:val="18"/>
         </w:rPr>
-        <w:t>様</w:t>
+        <w:t>companyPersonName</w:t>
+      </w:r>
+      <w:proofErr w:type="spellEnd"/>
+      <w:r>
+        <w:rPr>
+          <w:rFonts w:ascii="Meiryo" w:eastAsia="Meiryo" w:hAnsi="Meiryo"/>
+          <w:color w:val="000000"/>
+          <w:sz w:val="18"/>
+          <w:szCs w:val="18"/>
+        </w:rPr>
+        <w:t>}} 様</w:t>
       </w:r>
     </w:p>
     <w:p>
       <w:pPr>
         <w:pStyle w:val="LO-normal"/>
-        <w:overflowPunct w:val="false"/>
-        <w:spacing w:lineRule="auto" w:line="192" w:before="0" w:after="0"/>
-        <w:rPr/>
+        <w:overflowPunct w:val="0"/>
+        <w:spacing w:line="192" w:lineRule="auto"/>
       </w:pPr>
       <w:r>
         <w:rPr>
-          <w:rFonts w:ascii="メイリオ" w:hAnsi="メイリオ" w:eastAsia="メイリオ"/>
+          <w:rFonts w:ascii="Meiryo" w:eastAsia="Meiryo" w:hAnsi="Meiryo"/>
           <w:color w:val="000000"/>
           <w:sz w:val="16"/>
           <w:szCs w:val="16"/>
         </w:rPr>
-        <w:t>〒</w:t>
-      </w:r>
-      <w:r>
-        <w:rPr>
-          <w:rFonts w:eastAsia="メイリオ" w:ascii="メイリオ" w:hAnsi="メイリオ"/>
+        <w:t>〒{{</w:t>
+      </w:r>
+      <w:proofErr w:type="spellStart"/>
+      <w:r>
+        <w:rPr>
+          <w:rFonts w:ascii="Meiryo" w:eastAsia="Meiryo" w:hAnsi="Meiryo"/>
           <w:color w:val="000000"/>
           <w:sz w:val="16"/>
           <w:szCs w:val="16"/>
         </w:rPr>
-        <w:t>{{companyPostalCode}}</w:t>
+        <w:t>companyPostalCode</w:t>
+      </w:r>
+      <w:proofErr w:type="spellEnd"/>
+      <w:r>
+        <w:rPr>
+          <w:rFonts w:ascii="Meiryo" w:eastAsia="Meiryo" w:hAnsi="Meiryo"/>
+          <w:color w:val="000000"/>
+          <w:sz w:val="16"/>
+          <w:szCs w:val="16"/>
+        </w:rPr>
+        <w:t>}}</w:t>
       </w:r>
     </w:p>
     <w:p>
       <w:pPr>
         <w:pStyle w:val="LO-normal"/>
-        <w:overflowPunct w:val="false"/>
-        <w:spacing w:lineRule="auto" w:line="192" w:before="0" w:after="0"/>
-        <w:rPr/>
+        <w:overflowPunct w:val="0"/>
+        <w:spacing w:line="192" w:lineRule="auto"/>
       </w:pPr>
       <w:r>
         <w:rPr>
-          <w:rFonts w:eastAsia="メイリオ" w:ascii="メイリオ" w:hAnsi="メイリオ"/>
+          <w:rFonts w:ascii="Meiryo" w:eastAsia="Meiryo" w:hAnsi="Meiryo"/>
           <w:color w:val="000000"/>
           <w:sz w:val="16"/>
           <w:szCs w:val="16"/>
         </w:rPr>
-        <w:t>{{companyAddress}}</w:t>
+        <w:t>{{</w:t>
+      </w:r>
+      <w:proofErr w:type="spellStart"/>
+      <w:r>
+        <w:rPr>
+          <w:rFonts w:ascii="Meiryo" w:eastAsia="Meiryo" w:hAnsi="Meiryo"/>
+          <w:color w:val="000000"/>
+          <w:sz w:val="16"/>
+          <w:szCs w:val="16"/>
+        </w:rPr>
+        <w:t>companyAddress</w:t>
+      </w:r>
+      <w:proofErr w:type="spellEnd"/>
+      <w:r>
+        <w:rPr>
+          <w:rFonts w:ascii="Meiryo" w:eastAsia="Meiryo" w:hAnsi="Meiryo"/>
+          <w:color w:val="000000"/>
+          <w:sz w:val="16"/>
+          <w:szCs w:val="16"/>
+        </w:rPr>
+        <w:t>}}</w:t>
       </w:r>
     </w:p>
     <w:p>
       <w:pPr>
         <w:pStyle w:val="LO-normal"/>
-        <w:overflowPunct w:val="false"/>
-        <w:spacing w:lineRule="auto" w:line="192" w:before="0" w:after="173"/>
-        <w:rPr/>
+        <w:overflowPunct w:val="0"/>
+        <w:spacing w:after="173" w:line="192" w:lineRule="auto"/>
       </w:pPr>
       <w:r>
         <w:rPr>
-          <w:rFonts w:eastAsia="メイリオ" w:ascii="メイリオ" w:hAnsi="メイリオ"/>
+          <w:rFonts w:ascii="Meiryo" w:eastAsia="Meiryo" w:hAnsi="Meiryo"/>
           <w:color w:val="000000"/>
           <w:sz w:val="16"/>
           <w:szCs w:val="16"/>
         </w:rPr>
-        <w:t>{{companyPhoneNumber}}</w:t>
+        <w:t>{{</w:t>
+      </w:r>
+      <w:proofErr w:type="spellStart"/>
+      <w:r>
+        <w:rPr>
+          <w:rFonts w:ascii="Meiryo" w:eastAsia="Meiryo" w:hAnsi="Meiryo"/>
+          <w:color w:val="000000"/>
+          <w:sz w:val="16"/>
+          <w:szCs w:val="16"/>
+        </w:rPr>
+        <w:t>companyPhoneNumber</w:t>
+      </w:r>
+      <w:proofErr w:type="spellEnd"/>
+      <w:r>
+        <w:rPr>
+          <w:rFonts w:ascii="Meiryo" w:eastAsia="Meiryo" w:hAnsi="Meiryo"/>
+          <w:color w:val="000000"/>
+          <w:sz w:val="16"/>
+          <w:szCs w:val="16"/>
+        </w:rPr>
+        <w:t>}}</w:t>
       </w:r>
     </w:p>
     <w:p>
       <w:pPr>
         <w:pStyle w:val="LO-normal"/>
         <w:tabs>
-          <w:tab w:val="clear" w:pos="720"/>
-          <w:tab w:val="center" w:pos="2563" w:leader="none"/>
-          <w:tab w:val="right" w:pos="4682" w:leader="none"/>
+          <w:tab w:val="center" w:pos="2563"/>
+          <w:tab w:val="right" w:pos="4682"/>
         </w:tabs>
-        <w:overflowPunct w:val="false"/>
-        <w:spacing w:before="0" w:after="101"/>
-        <w:rPr>
-          <w:rFonts w:ascii="メイリオ" w:hAnsi="メイリオ" w:eastAsia="メイリオ"/>
+        <w:overflowPunct w:val="0"/>
+        <w:spacing w:after="101"/>
+        <w:rPr>
+          <w:rFonts w:ascii="Meiryo" w:eastAsia="Meiryo" w:hAnsi="Meiryo"/>
         </w:rPr>
       </w:pPr>
       <w:r>
         <w:rPr>
-          <w:rFonts w:ascii="メイリオ" w:hAnsi="メイリオ" w:eastAsia="メイリオ"/>
+          <w:rFonts w:ascii="Meiryo" w:eastAsia="Meiryo" w:hAnsi="Meiryo"/>
           <w:color w:val="000000"/>
           <w:sz w:val="20"/>
           <w:szCs w:val="20"/>
@@ -190,7 +270,7 @@
       </w:r>
       <w:r>
         <w:rPr>
-          <w:rFonts w:eastAsia="メイリオ" w:ascii="メイリオ" w:hAnsi="メイリオ"/>
+          <w:rFonts w:ascii="Meiryo" w:eastAsia="Meiryo" w:hAnsi="Meiryo"/>
           <w:color w:val="000000"/>
           <w:sz w:val="20"/>
           <w:szCs w:val="20"/>
@@ -200,7 +280,7 @@
       </w:r>
       <w:r>
         <w:rPr>
-          <w:rFonts w:eastAsia="メイリオ" w:ascii="メイリオ" w:hAnsi="メイリオ"/>
+          <w:rFonts w:ascii="Meiryo" w:eastAsia="Meiryo" w:hAnsi="Meiryo"/>
           <w:b/>
           <w:bCs/>
           <w:color w:val="000000"/>
@@ -212,7 +292,7 @@
       </w:r>
       <w:r>
         <w:rPr>
-          <w:rFonts w:eastAsia="メイリオ" w:ascii="メイリオ" w:hAnsi="メイリオ"/>
+          <w:rFonts w:ascii="Meiryo" w:eastAsia="Meiryo" w:hAnsi="Meiryo"/>
           <w:b/>
           <w:bCs/>
           <w:color w:val="000000"/>
@@ -227,12 +307,10 @@
       <w:pPr>
         <w:pStyle w:val="LO-normal"/>
         <w:tabs>
-          <w:tab w:val="clear" w:pos="720"/>
-          <w:tab w:val="center" w:pos="2563" w:leader="none"/>
-          <w:tab w:val="right" w:pos="4579" w:leader="none"/>
+          <w:tab w:val="center" w:pos="2563"/>
+          <w:tab w:val="right" w:pos="4579"/>
         </w:tabs>
-        <w:overflowPunct w:val="false"/>
-        <w:spacing w:before="0" w:after="0"/>
+        <w:overflowPunct w:val="0"/>
         <w:rPr>
           <w:sz w:val="18"/>
           <w:szCs w:val="18"/>
@@ -240,31 +318,30 @@
       </w:pPr>
       <w:r>
         <w:rPr>
-          <w:rFonts w:ascii="メイリオ" w:hAnsi="メイリオ" w:eastAsia="メイリオ"/>
+          <w:rFonts w:ascii="Meiryo" w:eastAsia="Meiryo" w:hAnsi="Meiryo"/>
           <w:color w:val="000000"/>
           <w:sz w:val="18"/>
           <w:szCs w:val="18"/>
         </w:rPr>
-        <w:t>　下記の通り、ご請求申し上げます。</w:t>
+        <w:t xml:space="preserve">　下記の通り、ご請求申し上げます。</w:t>
       </w:r>
     </w:p>
     <w:p>
       <w:pPr>
         <w:pStyle w:val="LO-normal"/>
         <w:tabs>
-          <w:tab w:val="clear" w:pos="720"/>
-          <w:tab w:val="center" w:pos="2563" w:leader="none"/>
-          <w:tab w:val="right" w:pos="4682" w:leader="none"/>
+          <w:tab w:val="center" w:pos="2563"/>
+          <w:tab w:val="right" w:pos="4682"/>
         </w:tabs>
-        <w:overflowPunct w:val="false"/>
-        <w:spacing w:before="0" w:after="101"/>
-        <w:rPr>
-          <w:rFonts w:ascii="メイリオ" w:hAnsi="メイリオ" w:eastAsia="メイリオ"/>
+        <w:overflowPunct w:val="0"/>
+        <w:spacing w:after="101"/>
+        <w:rPr>
+          <w:rFonts w:ascii="Meiryo" w:eastAsia="Meiryo" w:hAnsi="Meiryo"/>
         </w:rPr>
       </w:pPr>
       <w:r>
         <w:rPr>
-          <w:rFonts w:ascii="メイリオ" w:hAnsi="メイリオ" w:eastAsia="メイリオ"/>
+          <w:rFonts w:ascii="Meiryo" w:eastAsia="Meiryo" w:hAnsi="Meiryo"/>
           <w:color w:val="000000"/>
           <w:sz w:val="20"/>
           <w:szCs w:val="20"/>
@@ -274,7 +351,7 @@
       </w:r>
       <w:r>
         <w:rPr>
-          <w:rFonts w:ascii="メイリオ" w:hAnsi="メイリオ" w:eastAsia="メイリオ"/>
+          <w:rFonts w:ascii="Meiryo" w:eastAsia="Meiryo" w:hAnsi="Meiryo"/>
           <w:color w:val="000000"/>
           <w:u w:val="double" w:color="000000"/>
         </w:rPr>
@@ -282,7 +359,7 @@
       </w:r>
       <w:r>
         <w:rPr>
-          <w:rFonts w:eastAsia="メイリオ" w:ascii="メイリオ" w:hAnsi="メイリオ"/>
+          <w:rFonts w:ascii="Meiryo" w:eastAsia="Meiryo" w:hAnsi="Meiryo"/>
           <w:color w:val="000000"/>
           <w:u w:val="double" w:color="000000"/>
         </w:rPr>
@@ -290,7 +367,7 @@
       </w:r>
       <w:r>
         <w:rPr>
-          <w:rFonts w:eastAsia="メイリオ" w:ascii="メイリオ" w:hAnsi="メイリオ"/>
+          <w:rFonts w:ascii="Meiryo" w:eastAsia="Meiryo" w:hAnsi="Meiryo"/>
           <w:b/>
           <w:bCs/>
           <w:color w:val="000000"/>
@@ -302,7 +379,7 @@
       </w:r>
       <w:r>
         <w:rPr>
-          <w:rFonts w:eastAsia="メイリオ" w:ascii="メイリオ" w:hAnsi="メイリオ"/>
+          <w:rFonts w:ascii="Meiryo" w:eastAsia="Meiryo" w:hAnsi="Meiryo"/>
           <w:color w:val="000000"/>
           <w:sz w:val="38"/>
           <w:szCs w:val="38"/>
@@ -315,14 +392,13 @@
       <w:pPr>
         <w:pStyle w:val="LO-normal"/>
         <w:tabs>
-          <w:tab w:val="clear" w:pos="720"/>
-          <w:tab w:val="left" w:pos="1210" w:leader="none"/>
-          <w:tab w:val="right" w:pos="4824" w:leader="none"/>
+          <w:tab w:val="left" w:pos="1210"/>
+          <w:tab w:val="right" w:pos="4824"/>
         </w:tabs>
-        <w:overflowPunct w:val="false"/>
-        <w:spacing w:lineRule="auto" w:line="192" w:before="0" w:after="0"/>
-        <w:rPr>
-          <w:rFonts w:ascii="メイリオ" w:hAnsi="メイリオ" w:eastAsia="メイリオ"/>
+        <w:overflowPunct w:val="0"/>
+        <w:spacing w:line="192" w:lineRule="auto"/>
+        <w:rPr>
+          <w:rFonts w:ascii="Meiryo" w:eastAsia="Meiryo" w:hAnsi="Meiryo"/>
         </w:rPr>
       </w:pPr>
       <w:r>
@@ -330,30 +406,21 @@
       </w:r>
       <w:r>
         <w:rPr>
-          <w:rFonts w:eastAsia="メイリオ" w:ascii="メイリオ" w:hAnsi="メイリオ"/>
+          <w:rFonts w:ascii="Meiryo" w:eastAsia="Meiryo" w:hAnsi="Meiryo"/>
           <w:color w:val="000000"/>
           <w:sz w:val="20"/>
           <w:szCs w:val="20"/>
         </w:rPr>
         <w:tab/>
-      </w:r>
-      <w:r>
-        <w:rPr>
-          <w:rFonts w:ascii="メイリオ" w:hAnsi="メイリオ" w:eastAsia="メイリオ"/>
+        <w:t>請求No.</w:t>
+      </w:r>
+      <w:r>
+        <w:rPr>
+          <w:rFonts w:ascii="Meiryo" w:eastAsia="Meiryo" w:hAnsi="Meiryo"/>
           <w:color w:val="000000"/>
           <w:sz w:val="20"/>
           <w:szCs w:val="20"/>
         </w:rPr>
-        <w:t>請求</w:t>
-      </w:r>
-      <w:r>
-        <w:rPr>
-          <w:rFonts w:eastAsia="メイリオ" w:ascii="メイリオ" w:hAnsi="メイリオ"/>
-          <w:color w:val="000000"/>
-          <w:sz w:val="20"/>
-          <w:szCs w:val="20"/>
-        </w:rPr>
-        <w:t>No.</w:t>
         <w:tab/>
         <w:t>{{number}}</w:t>
       </w:r>
@@ -362,35 +429,25 @@
       <w:pPr>
         <w:pStyle w:val="LO-normal"/>
         <w:tabs>
-          <w:tab w:val="clear" w:pos="720"/>
-          <w:tab w:val="left" w:pos="1210" w:leader="none"/>
-          <w:tab w:val="right" w:pos="4824" w:leader="none"/>
+          <w:tab w:val="left" w:pos="1210"/>
+          <w:tab w:val="right" w:pos="4824"/>
         </w:tabs>
-        <w:overflowPunct w:val="false"/>
-        <w:spacing w:lineRule="auto" w:line="192" w:before="0" w:after="0"/>
-        <w:rPr/>
+        <w:overflowPunct w:val="0"/>
+        <w:spacing w:line="192" w:lineRule="auto"/>
       </w:pPr>
       <w:r>
         <w:rPr>
-          <w:rFonts w:eastAsia="メイリオ" w:ascii="メイリオ" w:hAnsi="メイリオ"/>
+          <w:rFonts w:ascii="Meiryo" w:eastAsia="Meiryo" w:hAnsi="Meiryo"/>
           <w:color w:val="000000"/>
           <w:sz w:val="20"/>
           <w:szCs w:val="20"/>
         </w:rPr>
         <w:tab/>
-      </w:r>
-      <w:r>
-        <w:rPr>
-          <w:rFonts w:ascii="メイリオ" w:hAnsi="メイリオ" w:eastAsia="メイリオ"/>
-          <w:color w:val="000000"/>
-          <w:sz w:val="20"/>
-          <w:szCs w:val="20"/>
-        </w:rPr>
         <w:t>請求日</w:t>
       </w:r>
       <w:r>
         <w:rPr>
-          <w:rFonts w:eastAsia="メイリオ" w:ascii="メイリオ" w:hAnsi="メイリオ"/>
+          <w:rFonts w:ascii="Meiryo" w:eastAsia="Meiryo" w:hAnsi="Meiryo"/>
           <w:color w:val="000000"/>
           <w:sz w:val="20"/>
           <w:szCs w:val="20"/>
@@ -403,35 +460,25 @@
       <w:pPr>
         <w:pStyle w:val="LO-normal"/>
         <w:tabs>
-          <w:tab w:val="clear" w:pos="720"/>
-          <w:tab w:val="left" w:pos="1210" w:leader="none"/>
-          <w:tab w:val="right" w:pos="4824" w:leader="none"/>
+          <w:tab w:val="left" w:pos="1210"/>
+          <w:tab w:val="right" w:pos="4824"/>
         </w:tabs>
-        <w:overflowPunct w:val="false"/>
-        <w:spacing w:lineRule="auto" w:line="192" w:before="0" w:after="101"/>
-        <w:rPr/>
+        <w:overflowPunct w:val="0"/>
+        <w:spacing w:after="101" w:line="192" w:lineRule="auto"/>
       </w:pPr>
       <w:r>
         <w:rPr>
-          <w:rFonts w:eastAsia="メイリオ" w:ascii="メイリオ" w:hAnsi="メイリオ"/>
+          <w:rFonts w:ascii="Meiryo" w:eastAsia="Meiryo" w:hAnsi="Meiryo"/>
           <w:color w:val="000000"/>
           <w:sz w:val="20"/>
           <w:szCs w:val="20"/>
         </w:rPr>
         <w:tab/>
-      </w:r>
-      <w:r>
-        <w:rPr>
-          <w:rFonts w:ascii="メイリオ" w:hAnsi="メイリオ" w:eastAsia="メイリオ"/>
-          <w:color w:val="000000"/>
-          <w:sz w:val="20"/>
-          <w:szCs w:val="20"/>
-        </w:rPr>
         <w:t>登録番号</w:t>
       </w:r>
       <w:r>
         <w:rPr>
-          <w:rFonts w:eastAsia="メイリオ" w:ascii="メイリオ" w:hAnsi="メイリオ"/>
+          <w:rFonts w:ascii="Meiryo" w:eastAsia="Meiryo" w:hAnsi="Meiryo"/>
           <w:color w:val="000000"/>
           <w:sz w:val="20"/>
           <w:szCs w:val="20"/>
@@ -444,11 +491,9 @@
       <w:pPr>
         <w:pStyle w:val="LO-normal"/>
         <w:tabs>
-          <w:tab w:val="clear" w:pos="720"/>
-          <w:tab w:val="left" w:pos="1210" w:leader="none"/>
+          <w:tab w:val="left" w:pos="1210"/>
         </w:tabs>
-        <w:overflowPunct w:val="false"/>
-        <w:spacing w:before="0" w:after="0"/>
+        <w:overflowPunct w:val="0"/>
         <w:rPr>
           <w:color w:val="000000"/>
         </w:rPr>
@@ -460,12 +505,14 @@
         <w:tab/>
       </w:r>
       <w:r>
-        <w:rPr/>
+        <w:rPr>
+          <w:noProof/>
+        </w:rPr>
         <w:drawing>
-          <wp:inline distT="0" distB="0" distL="0" distR="0">
+          <wp:inline distT="0" distB="0" distL="0" distR="0" wp14:anchorId="5B0426B4" wp14:editId="494DAF77">
             <wp:extent cx="2286000" cy="409575"/>
             <wp:effectExtent l="0" t="0" r="0" b="0"/>
-            <wp:docPr id="1" name="Image1" descr=""/>
+            <wp:docPr id="1" name="Image1"/>
             <wp:cNvGraphicFramePr>
               <a:graphicFrameLocks xmlns:a="http://schemas.openxmlformats.org/drawingml/2006/main" noChangeAspect="1"/>
             </wp:cNvGraphicFramePr>
@@ -473,13 +520,13 @@
               <a:graphicData uri="http://schemas.openxmlformats.org/drawingml/2006/picture">
                 <pic:pic xmlns:pic="http://schemas.openxmlformats.org/drawingml/2006/picture">
                   <pic:nvPicPr>
-                    <pic:cNvPr id="1" name="Image1" descr=""/>
+                    <pic:cNvPr id="1" name="Image1"/>
                     <pic:cNvPicPr>
                       <a:picLocks noChangeAspect="1" noChangeArrowheads="1"/>
                     </pic:cNvPicPr>
                   </pic:nvPicPr>
                   <pic:blipFill>
-                    <a:blip r:embed="rId2"/>
+                    <a:blip r:embed="rId4"/>
                     <a:stretch>
                       <a:fillRect/>
                     </a:stretch>
@@ -504,16 +551,14 @@
       <w:pPr>
         <w:pStyle w:val="LO-normal"/>
         <w:tabs>
-          <w:tab w:val="clear" w:pos="720"/>
-          <w:tab w:val="left" w:pos="1210" w:leader="none"/>
+          <w:tab w:val="left" w:pos="1210"/>
         </w:tabs>
-        <w:overflowPunct w:val="false"/>
-        <w:spacing w:lineRule="auto" w:line="192" w:before="0" w:after="101"/>
-        <w:rPr/>
+        <w:overflowPunct w:val="0"/>
+        <w:spacing w:after="101" w:line="192" w:lineRule="auto"/>
       </w:pPr>
       <w:r>
         <w:rPr>
-          <w:rFonts w:eastAsia="メイリオ" w:ascii="メイリオ" w:hAnsi="メイリオ"/>
+          <w:rFonts w:ascii="Meiryo" w:eastAsia="Meiryo" w:hAnsi="Meiryo"/>
           <w:b/>
           <w:bCs/>
           <w:color w:val="000000"/>
@@ -521,16 +566,6 @@
           <w:szCs w:val="20"/>
         </w:rPr>
         <w:tab/>
-      </w:r>
-      <w:r>
-        <w:rPr>
-          <w:rFonts w:ascii="メイリオ" w:hAnsi="メイリオ" w:eastAsia="メイリオ"/>
-          <w:b/>
-          <w:bCs/>
-          <w:color w:val="000000"/>
-          <w:sz w:val="20"/>
-          <w:szCs w:val="20"/>
-        </w:rPr>
         <w:t>ニジュウニ株式会社</w:t>
       </w:r>
     </w:p>
@@ -538,68 +573,39 @@
       <w:pPr>
         <w:pStyle w:val="LO-normal"/>
         <w:tabs>
-          <w:tab w:val="clear" w:pos="720"/>
-          <w:tab w:val="left" w:pos="1210" w:leader="none"/>
+          <w:tab w:val="left" w:pos="1210"/>
         </w:tabs>
-        <w:overflowPunct w:val="false"/>
-        <w:spacing w:lineRule="auto" w:line="192" w:before="0" w:after="0"/>
-        <w:rPr/>
+        <w:overflowPunct w:val="0"/>
+        <w:spacing w:line="192" w:lineRule="auto"/>
       </w:pPr>
       <w:r>
         <w:rPr>
-          <w:rFonts w:eastAsia="メイリオ" w:ascii="メイリオ" w:hAnsi="メイリオ"/>
+          <w:rFonts w:ascii="Meiryo" w:eastAsia="Meiryo" w:hAnsi="Meiryo"/>
           <w:color w:val="000000"/>
           <w:sz w:val="16"/>
           <w:szCs w:val="16"/>
         </w:rPr>
         <w:tab/>
-      </w:r>
-      <w:r>
-        <w:rPr>
-          <w:rFonts w:ascii="メイリオ" w:hAnsi="メイリオ" w:eastAsia="メイリオ"/>
-          <w:color w:val="000000"/>
-          <w:sz w:val="16"/>
-          <w:szCs w:val="16"/>
-        </w:rPr>
-        <w:t>〒</w:t>
-      </w:r>
-      <w:r>
-        <w:rPr>
-          <w:rFonts w:eastAsia="メイリオ" w:ascii="メイリオ" w:hAnsi="メイリオ"/>
-          <w:color w:val="000000"/>
-          <w:sz w:val="16"/>
-          <w:szCs w:val="16"/>
-        </w:rPr>
-        <w:t>101-0064</w:t>
+        <w:t>〒101-0064</w:t>
       </w:r>
     </w:p>
     <w:p>
       <w:pPr>
         <w:pStyle w:val="LO-normal"/>
         <w:tabs>
-          <w:tab w:val="clear" w:pos="720"/>
-          <w:tab w:val="left" w:pos="1210" w:leader="none"/>
+          <w:tab w:val="left" w:pos="1210"/>
         </w:tabs>
-        <w:overflowPunct w:val="false"/>
-        <w:spacing w:lineRule="auto" w:line="192" w:before="0" w:after="0"/>
-        <w:rPr/>
+        <w:overflowPunct w:val="0"/>
+        <w:spacing w:line="192" w:lineRule="auto"/>
       </w:pPr>
       <w:r>
         <w:rPr>
-          <w:rFonts w:eastAsia="メイリオ" w:ascii="メイリオ" w:hAnsi="メイリオ"/>
+          <w:rFonts w:ascii="Meiryo" w:eastAsia="Meiryo" w:hAnsi="Meiryo"/>
           <w:color w:val="000000"/>
           <w:sz w:val="16"/>
           <w:szCs w:val="16"/>
         </w:rPr>
         <w:tab/>
-      </w:r>
-      <w:r>
-        <w:rPr>
-          <w:rFonts w:ascii="メイリオ" w:hAnsi="メイリオ" w:eastAsia="メイリオ"/>
-          <w:color w:val="000000"/>
-          <w:sz w:val="16"/>
-          <w:szCs w:val="16"/>
-        </w:rPr>
         <w:t>東京都千代田区神田猿楽町</w:t>
       </w:r>
     </w:p>
@@ -607,83 +613,34 @@
       <w:pPr>
         <w:pStyle w:val="LO-normal"/>
         <w:tabs>
-          <w:tab w:val="clear" w:pos="720"/>
-          <w:tab w:val="left" w:pos="1210" w:leader="none"/>
+          <w:tab w:val="left" w:pos="1210"/>
         </w:tabs>
-        <w:overflowPunct w:val="false"/>
-        <w:spacing w:lineRule="auto" w:line="192" w:before="0" w:after="0"/>
-        <w:rPr/>
+        <w:overflowPunct w:val="0"/>
+        <w:spacing w:line="192" w:lineRule="auto"/>
       </w:pPr>
       <w:r>
         <w:rPr>
-          <w:rFonts w:eastAsia="メイリオ" w:ascii="メイリオ" w:hAnsi="メイリオ"/>
+          <w:rFonts w:ascii="Meiryo" w:eastAsia="Meiryo" w:hAnsi="Meiryo"/>
           <w:color w:val="000000"/>
           <w:sz w:val="16"/>
           <w:szCs w:val="16"/>
         </w:rPr>
         <w:tab/>
-        <w:t>2</w:t>
-      </w:r>
-      <w:r>
-        <w:rPr>
-          <w:rFonts w:ascii="メイリオ" w:hAnsi="メイリオ" w:eastAsia="メイリオ"/>
-          <w:color w:val="000000"/>
-          <w:sz w:val="16"/>
-          <w:szCs w:val="16"/>
-        </w:rPr>
-        <w:t>丁目</w:t>
-      </w:r>
-      <w:r>
-        <w:rPr>
-          <w:rFonts w:eastAsia="メイリオ" w:ascii="メイリオ" w:hAnsi="メイリオ"/>
-          <w:color w:val="000000"/>
-          <w:sz w:val="16"/>
-          <w:szCs w:val="16"/>
-        </w:rPr>
-        <w:t>8-11Vort</w:t>
-      </w:r>
-      <w:r>
-        <w:rPr>
-          <w:rFonts w:ascii="メイリオ" w:hAnsi="メイリオ" w:eastAsia="メイリオ"/>
-          <w:color w:val="000000"/>
-          <w:sz w:val="16"/>
-          <w:szCs w:val="16"/>
-        </w:rPr>
-        <w:t>水道橋</w:t>
-      </w:r>
-      <w:r>
-        <w:rPr>
-          <w:rFonts w:eastAsia="メイリオ" w:ascii="メイリオ" w:hAnsi="メイリオ"/>
-          <w:color w:val="000000"/>
-          <w:sz w:val="16"/>
-          <w:szCs w:val="16"/>
-        </w:rPr>
-        <w:t>III 9</w:t>
-      </w:r>
-      <w:r>
-        <w:rPr>
-          <w:rFonts w:ascii="メイリオ" w:hAnsi="メイリオ" w:eastAsia="メイリオ"/>
-          <w:color w:val="000000"/>
-          <w:sz w:val="16"/>
-          <w:szCs w:val="16"/>
-        </w:rPr>
-        <w:t>階</w:t>
+        <w:t>2丁目8-11Vort水道橋III 9階</w:t>
       </w:r>
     </w:p>
     <w:p>
       <w:pPr>
         <w:pStyle w:val="LO-normal"/>
         <w:tabs>
-          <w:tab w:val="clear" w:pos="720"/>
-          <w:tab w:val="left" w:pos="1210" w:leader="none"/>
+          <w:tab w:val="left" w:pos="1210"/>
         </w:tabs>
-        <w:overflowPunct w:val="false"/>
-        <w:spacing w:lineRule="auto" w:line="192" w:before="0" w:after="101"/>
-        <w:rPr/>
+        <w:overflowPunct w:val="0"/>
+        <w:spacing w:after="101" w:line="192" w:lineRule="auto"/>
       </w:pPr>
       <w:r>
         <w:rPr>
-          <w:rFonts w:eastAsia="メイリオ" w:ascii="メイリオ" w:hAnsi="メイリオ"/>
+          <w:rFonts w:ascii="Meiryo" w:eastAsia="Meiryo" w:hAnsi="Meiryo"/>
           <w:color w:val="000000"/>
           <w:sz w:val="16"/>
           <w:szCs w:val="16"/>
@@ -697,11 +654,10 @@
         <w:sectPr>
           <w:type w:val="continuous"/>
           <w:pgSz w:w="11906" w:h="16838"/>
-          <w:pgMar w:left="1134" w:right="1134" w:gutter="0" w:header="0" w:top="432" w:footer="0" w:bottom="0"/>
-          <w:cols w:num="2" w:space="0" w:equalWidth="true" w:sep="false"/>
-          <w:formProt w:val="false"/>
-          <w:textDirection w:val="lrTb"/>
-          <w:docGrid w:type="default" w:linePitch="100" w:charSpace="0"/>
+          <w:pgMar w:top="432" w:right="1134" w:bottom="0" w:left="1134" w:header="0" w:footer="0" w:gutter="0"/>
+          <w:cols w:num="2" w:space="0"/>
+          <w:formProt w:val="0"/>
+          <w:docGrid w:linePitch="100"/>
         </w:sectPr>
       </w:pPr>
     </w:p>
@@ -709,25 +665,21 @@
       <w:tblPr>
         <w:tblStyle w:val="TableNormal"/>
         <w:tblW w:w="9631" w:type="dxa"/>
-        <w:jc w:val="left"/>
         <w:tblInd w:w="111" w:type="dxa"/>
         <w:tblLayout w:type="fixed"/>
         <w:tblCellMar>
-          <w:top w:w="0" w:type="dxa"/>
           <w:left w:w="108" w:type="dxa"/>
-          <w:bottom w:w="0" w:type="dxa"/>
           <w:right w:w="108" w:type="dxa"/>
         </w:tblCellMar>
-        <w:tblLook w:val="0000" w:noHBand="0" w:noVBand="0" w:firstColumn="0" w:lastRow="0" w:lastColumn="0" w:firstRow="0"/>
+        <w:tblLook w:val="0000" w:firstRow="0" w:lastRow="0" w:firstColumn="0" w:lastColumn="0" w:noHBand="0" w:noVBand="0"/>
       </w:tblPr>
       <w:tblGrid>
-        <w:gridCol w:w="4814"/>
+        <w:gridCol w:w="4815"/>
         <w:gridCol w:w="913"/>
         <w:gridCol w:w="1960"/>
         <w:gridCol w:w="1943"/>
       </w:tblGrid>
       <w:tr>
-        <w:trPr/>
         <w:tc>
           <w:tcPr>
             <w:tcW w:w="4814" w:type="dxa"/>
@@ -736,23 +688,21 @@
               <w:left w:val="single" w:sz="4" w:space="0" w:color="000000"/>
               <w:bottom w:val="single" w:sz="4" w:space="0" w:color="000000"/>
             </w:tcBorders>
-            <w:shd w:color="auto" w:fill="000000" w:val="clear"/>
+            <w:shd w:val="clear" w:color="auto" w:fill="000000"/>
             <w:vAlign w:val="center"/>
           </w:tcPr>
           <w:p>
             <w:pPr>
               <w:pStyle w:val="LO-normal"/>
-              <w:widowControl w:val="false"/>
-              <w:suppressAutoHyphens w:val="true"/>
-              <w:spacing w:before="0" w:after="0"/>
+              <w:widowControl w:val="0"/>
               <w:jc w:val="center"/>
               <w:rPr>
-                <w:rFonts w:eastAsia="メイリオ"/>
-              </w:rPr>
-            </w:pPr>
-            <w:r>
-              <w:rPr>
-                <w:rFonts w:eastAsia="メイリオ"/>
+                <w:rFonts w:eastAsia="Meiryo" w:hint="eastAsia"/>
+              </w:rPr>
+            </w:pPr>
+            <w:r>
+              <w:rPr>
+                <w:rFonts w:eastAsia="Meiryo"/>
                 <w:sz w:val="20"/>
                 <w:szCs w:val="20"/>
               </w:rPr>
@@ -768,28 +718,24 @@
               <w:left w:val="single" w:sz="4" w:space="0" w:color="000000"/>
               <w:bottom w:val="single" w:sz="4" w:space="0" w:color="000000"/>
             </w:tcBorders>
-            <w:shd w:color="auto" w:fill="000000" w:val="clear"/>
+            <w:shd w:val="clear" w:color="auto" w:fill="000000"/>
             <w:vAlign w:val="center"/>
           </w:tcPr>
           <w:p>
             <w:pPr>
               <w:pStyle w:val="LO-normal"/>
-              <w:widowControl w:val="false"/>
-              <w:suppressAutoHyphens w:val="true"/>
-              <w:spacing w:before="0" w:after="0"/>
+              <w:widowControl w:val="0"/>
               <w:jc w:val="center"/>
               <w:rPr>
-                <w:rFonts w:eastAsia="メイリオ"/>
-              </w:rPr>
-            </w:pPr>
-            <w:r>
-              <w:rPr>
-                <w:rFonts w:ascii="Meiryo" w:hAnsi="Meiryo" w:cs="SimSun" w:eastAsia="メイリオ"/>
+                <w:rFonts w:eastAsia="Meiryo" w:hint="eastAsia"/>
+              </w:rPr>
+            </w:pPr>
+            <w:r>
+              <w:rPr>
+                <w:rFonts w:ascii="Meiryo" w:eastAsia="Meiryo" w:hAnsi="Meiryo" w:cs="SimSun"/>
                 <w:color w:val="FFFFFF"/>
-                <w:kern w:val="0"/>
-                <w:sz w:val="20"/>
-                <w:szCs w:val="20"/>
-                <w:lang w:val="en-US" w:eastAsia="ja-JP" w:bidi="hi-IN"/>
+                <w:sz w:val="20"/>
+                <w:szCs w:val="20"/>
               </w:rPr>
               <w:t>数量</w:t>
             </w:r>
@@ -803,28 +749,24 @@
               <w:left w:val="single" w:sz="4" w:space="0" w:color="000000"/>
               <w:bottom w:val="single" w:sz="4" w:space="0" w:color="000000"/>
             </w:tcBorders>
-            <w:shd w:color="auto" w:fill="000000" w:val="clear"/>
+            <w:shd w:val="clear" w:color="auto" w:fill="000000"/>
             <w:vAlign w:val="center"/>
           </w:tcPr>
           <w:p>
             <w:pPr>
               <w:pStyle w:val="LO-normal"/>
-              <w:widowControl w:val="false"/>
-              <w:suppressAutoHyphens w:val="true"/>
-              <w:spacing w:before="0" w:after="0"/>
+              <w:widowControl w:val="0"/>
               <w:jc w:val="center"/>
               <w:rPr>
-                <w:rFonts w:eastAsia="メイリオ"/>
-              </w:rPr>
-            </w:pPr>
-            <w:r>
-              <w:rPr>
-                <w:rFonts w:ascii="Meiryo" w:hAnsi="Meiryo" w:cs="SimSun" w:eastAsia="メイリオ"/>
+                <w:rFonts w:eastAsia="Meiryo" w:hint="eastAsia"/>
+              </w:rPr>
+            </w:pPr>
+            <w:r>
+              <w:rPr>
+                <w:rFonts w:ascii="Meiryo" w:eastAsia="Meiryo" w:hAnsi="Meiryo" w:cs="SimSun"/>
                 <w:color w:val="FFFFFF"/>
-                <w:kern w:val="0"/>
-                <w:sz w:val="20"/>
-                <w:szCs w:val="20"/>
-                <w:lang w:val="en-US" w:eastAsia="ja-JP" w:bidi="hi-IN"/>
+                <w:sz w:val="20"/>
+                <w:szCs w:val="20"/>
               </w:rPr>
               <w:t>単価（税込）</w:t>
             </w:r>
@@ -839,28 +781,24 @@
               <w:bottom w:val="single" w:sz="4" w:space="0" w:color="000000"/>
               <w:right w:val="single" w:sz="4" w:space="0" w:color="000000"/>
             </w:tcBorders>
-            <w:shd w:color="auto" w:fill="000000" w:val="clear"/>
+            <w:shd w:val="clear" w:color="auto" w:fill="000000"/>
             <w:vAlign w:val="center"/>
           </w:tcPr>
           <w:p>
             <w:pPr>
               <w:pStyle w:val="LO-normal"/>
-              <w:widowControl w:val="false"/>
-              <w:suppressAutoHyphens w:val="true"/>
-              <w:spacing w:before="0" w:after="0"/>
+              <w:widowControl w:val="0"/>
               <w:jc w:val="center"/>
               <w:rPr>
-                <w:rFonts w:eastAsia="メイリオ"/>
-              </w:rPr>
-            </w:pPr>
-            <w:r>
-              <w:rPr>
-                <w:rFonts w:ascii="Meiryo" w:hAnsi="Meiryo" w:cs="SimSun" w:eastAsia="メイリオ"/>
+                <w:rFonts w:eastAsia="Meiryo" w:hint="eastAsia"/>
+              </w:rPr>
+            </w:pPr>
+            <w:r>
+              <w:rPr>
+                <w:rFonts w:ascii="Meiryo" w:eastAsia="Meiryo" w:hAnsi="Meiryo" w:cs="SimSun"/>
                 <w:color w:val="FFFFFF"/>
-                <w:kern w:val="0"/>
-                <w:sz w:val="20"/>
-                <w:szCs w:val="20"/>
-                <w:lang w:val="en-US" w:eastAsia="ja-JP" w:bidi="hi-IN"/>
+                <w:sz w:val="20"/>
+                <w:szCs w:val="20"/>
               </w:rPr>
               <w:t>金額（税込）</w:t>
             </w:r>
@@ -868,7 +806,6 @@
         </w:tc>
       </w:tr>
       <w:tr>
-        <w:trPr/>
         <w:tc>
           <w:tcPr>
             <w:tcW w:w="4814" w:type="dxa"/>
@@ -880,22 +817,17 @@
           <w:p>
             <w:pPr>
               <w:pStyle w:val="LO-normal"/>
-              <w:widowControl w:val="false"/>
-              <w:suppressAutoHyphens w:val="true"/>
-              <w:spacing w:before="0" w:after="0"/>
-              <w:jc w:val="left"/>
-              <w:rPr>
-                <w:rFonts w:ascii="メイリオ" w:hAnsi="メイリオ"/>
-              </w:rPr>
-            </w:pPr>
-            <w:r>
-              <w:rPr>
-                <w:rFonts w:eastAsia="Meiryo" w:cs="Roboto" w:ascii="メイリオ" w:hAnsi="メイリオ"/>
+              <w:widowControl w:val="0"/>
+              <w:rPr>
+                <w:rFonts w:ascii="Meiryo" w:hAnsi="Meiryo"/>
+              </w:rPr>
+            </w:pPr>
+            <w:r>
+              <w:rPr>
+                <w:rFonts w:ascii="Meiryo" w:eastAsia="Meiryo" w:hAnsi="Meiryo" w:cs="Roboto"/>
                 <w:color w:val="000000"/>
-                <w:kern w:val="0"/>
-                <w:sz w:val="20"/>
-                <w:szCs w:val="20"/>
-                <w:lang w:val="en-US" w:eastAsia="ja-JP" w:bidi="hi-IN"/>
+                <w:sz w:val="20"/>
+                <w:szCs w:val="20"/>
               </w:rPr>
               <w:t>{{items.name}}</w:t>
             </w:r>
@@ -912,24 +844,42 @@
           <w:p>
             <w:pPr>
               <w:pStyle w:val="LO-normal"/>
-              <w:widowControl w:val="false"/>
-              <w:suppressAutoHyphens w:val="true"/>
-              <w:spacing w:before="0" w:after="0"/>
+              <w:widowControl w:val="0"/>
               <w:jc w:val="center"/>
               <w:rPr>
-                <w:rFonts w:ascii="メイリオ" w:hAnsi="メイリオ"/>
-              </w:rPr>
-            </w:pPr>
-            <w:r>
-              <w:rPr>
-                <w:rFonts w:eastAsia="Meiryo" w:cs="Roboto" w:ascii="メイリオ" w:hAnsi="メイリオ"/>
+                <w:rFonts w:ascii="Meiryo" w:hAnsi="Meiryo"/>
+              </w:rPr>
+            </w:pPr>
+            <w:r>
+              <w:rPr>
+                <w:rFonts w:ascii="Meiryo" w:eastAsia="Meiryo" w:hAnsi="Meiryo" w:cs="Roboto"/>
                 <w:color w:val="000000"/>
-                <w:kern w:val="0"/>
-                <w:sz w:val="20"/>
-                <w:szCs w:val="20"/>
-                <w:lang w:val="en-US" w:eastAsia="ja-JP" w:bidi="hi-IN"/>
-              </w:rPr>
-              <w:t>{{items.count}}</w:t>
+                <w:sz w:val="20"/>
+                <w:szCs w:val="20"/>
+              </w:rPr>
+              <w:t>{{</w:t>
+            </w:r>
+            <w:proofErr w:type="spellStart"/>
+            <w:proofErr w:type="gramStart"/>
+            <w:r>
+              <w:rPr>
+                <w:rFonts w:ascii="Meiryo" w:eastAsia="Meiryo" w:hAnsi="Meiryo" w:cs="Roboto"/>
+                <w:color w:val="000000"/>
+                <w:sz w:val="20"/>
+                <w:szCs w:val="20"/>
+              </w:rPr>
+              <w:t>items.count</w:t>
+            </w:r>
+            <w:proofErr w:type="spellEnd"/>
+            <w:proofErr w:type="gramEnd"/>
+            <w:r>
+              <w:rPr>
+                <w:rFonts w:ascii="Meiryo" w:eastAsia="Meiryo" w:hAnsi="Meiryo" w:cs="Roboto"/>
+                <w:color w:val="000000"/>
+                <w:sz w:val="20"/>
+                <w:szCs w:val="20"/>
+              </w:rPr>
+              <w:t>}}</w:t>
             </w:r>
           </w:p>
         </w:tc>
@@ -944,24 +894,40 @@
           <w:p>
             <w:pPr>
               <w:pStyle w:val="LO-normal"/>
-              <w:widowControl w:val="false"/>
-              <w:suppressAutoHyphens w:val="true"/>
-              <w:spacing w:before="0" w:after="0"/>
+              <w:widowControl w:val="0"/>
               <w:jc w:val="right"/>
               <w:rPr>
-                <w:rFonts w:ascii="メイリオ" w:hAnsi="メイリオ"/>
-              </w:rPr>
-            </w:pPr>
-            <w:r>
-              <w:rPr>
-                <w:rFonts w:eastAsia="Meiryo" w:cs="Roboto" w:ascii="メイリオ" w:hAnsi="メイリオ"/>
+                <w:rFonts w:ascii="Meiryo" w:hAnsi="Meiryo"/>
+              </w:rPr>
+            </w:pPr>
+            <w:r>
+              <w:rPr>
+                <w:rFonts w:ascii="Meiryo" w:eastAsia="Meiryo" w:hAnsi="Meiryo" w:cs="Roboto"/>
                 <w:color w:val="000000"/>
-                <w:kern w:val="0"/>
-                <w:sz w:val="20"/>
-                <w:szCs w:val="20"/>
-                <w:lang w:val="en-US" w:eastAsia="ja-JP" w:bidi="hi-IN"/>
-              </w:rPr>
-              <w:t>{{items.price}}</w:t>
+                <w:sz w:val="20"/>
+                <w:szCs w:val="20"/>
+              </w:rPr>
+              <w:t>{{</w:t>
+            </w:r>
+            <w:proofErr w:type="spellStart"/>
+            <w:r>
+              <w:rPr>
+                <w:rFonts w:ascii="Meiryo" w:eastAsia="Meiryo" w:hAnsi="Meiryo" w:cs="Roboto"/>
+                <w:color w:val="000000"/>
+                <w:sz w:val="20"/>
+                <w:szCs w:val="20"/>
+              </w:rPr>
+              <w:t>items.price</w:t>
+            </w:r>
+            <w:proofErr w:type="spellEnd"/>
+            <w:r>
+              <w:rPr>
+                <w:rFonts w:ascii="Meiryo" w:eastAsia="Meiryo" w:hAnsi="Meiryo" w:cs="Roboto"/>
+                <w:color w:val="000000"/>
+                <w:sz w:val="20"/>
+                <w:szCs w:val="20"/>
+              </w:rPr>
+              <w:t>}}</w:t>
             </w:r>
           </w:p>
         </w:tc>
@@ -977,30 +943,45 @@
           <w:p>
             <w:pPr>
               <w:pStyle w:val="LO-normal"/>
-              <w:widowControl w:val="false"/>
-              <w:suppressAutoHyphens w:val="true"/>
-              <w:spacing w:before="0" w:after="0"/>
+              <w:widowControl w:val="0"/>
               <w:jc w:val="right"/>
               <w:rPr>
-                <w:rFonts w:ascii="メイリオ" w:hAnsi="メイリオ"/>
-              </w:rPr>
-            </w:pPr>
-            <w:r>
-              <w:rPr>
-                <w:rFonts w:eastAsia="Meiryo" w:cs="Roboto" w:ascii="メイリオ" w:hAnsi="メイリオ"/>
+                <w:rFonts w:ascii="Meiryo" w:hAnsi="Meiryo"/>
+              </w:rPr>
+            </w:pPr>
+            <w:r>
+              <w:rPr>
+                <w:rFonts w:ascii="Meiryo" w:eastAsia="Meiryo" w:hAnsi="Meiryo" w:cs="Roboto"/>
                 <w:color w:val="000000"/>
-                <w:kern w:val="0"/>
-                <w:sz w:val="20"/>
-                <w:szCs w:val="20"/>
-                <w:lang w:val="en-US" w:eastAsia="ja-JP" w:bidi="hi-IN"/>
-              </w:rPr>
-              <w:t>{{items.totalPrice}}</w:t>
+                <w:sz w:val="20"/>
+                <w:szCs w:val="20"/>
+              </w:rPr>
+              <w:t>{{</w:t>
+            </w:r>
+            <w:proofErr w:type="spellStart"/>
+            <w:r>
+              <w:rPr>
+                <w:rFonts w:ascii="Meiryo" w:eastAsia="Meiryo" w:hAnsi="Meiryo" w:cs="Roboto"/>
+                <w:color w:val="000000"/>
+                <w:sz w:val="20"/>
+                <w:szCs w:val="20"/>
+              </w:rPr>
+              <w:t>items.totalPrice</w:t>
+            </w:r>
+            <w:proofErr w:type="spellEnd"/>
+            <w:r>
+              <w:rPr>
+                <w:rFonts w:ascii="Meiryo" w:eastAsia="Meiryo" w:hAnsi="Meiryo" w:cs="Roboto"/>
+                <w:color w:val="000000"/>
+                <w:sz w:val="20"/>
+                <w:szCs w:val="20"/>
+              </w:rPr>
+              <w:t>}}</w:t>
             </w:r>
           </w:p>
         </w:tc>
       </w:tr>
       <w:tr>
-        <w:trPr/>
         <w:tc>
           <w:tcPr>
             <w:tcW w:w="4814" w:type="dxa"/>
@@ -1013,48 +994,38 @@
           <w:p>
             <w:pPr>
               <w:pStyle w:val="LO-normal"/>
-              <w:widowControl w:val="false"/>
+              <w:widowControl w:val="0"/>
               <w:tabs>
-                <w:tab w:val="clear" w:pos="720"/>
-                <w:tab w:val="left" w:pos="1080" w:leader="none"/>
+                <w:tab w:val="left" w:pos="1080"/>
               </w:tabs>
-              <w:suppressAutoHyphens w:val="true"/>
-              <w:spacing w:before="0" w:after="0"/>
-              <w:jc w:val="left"/>
-              <w:rPr>
-                <w:rFonts w:ascii="メイリオ" w:hAnsi="メイリオ" w:eastAsia="メイリオ"/>
-              </w:rPr>
-            </w:pPr>
-            <w:r>
-              <w:rPr>
-                <w:rFonts w:ascii="メイリオ" w:hAnsi="メイリオ" w:cs="Liberation Serif" w:eastAsia="メイリオ"/>
-                <w:kern w:val="0"/>
-                <w:sz w:val="20"/>
-                <w:szCs w:val="20"/>
-                <w:lang w:val="en-US" w:eastAsia="ja-JP" w:bidi="hi-IN"/>
+              <w:rPr>
+                <w:rFonts w:ascii="Meiryo" w:eastAsia="Meiryo" w:hAnsi="Meiryo"/>
+              </w:rPr>
+            </w:pPr>
+            <w:r>
+              <w:rPr>
+                <w:rFonts w:ascii="Meiryo" w:eastAsia="Meiryo" w:hAnsi="Meiryo"/>
+                <w:sz w:val="20"/>
+                <w:szCs w:val="20"/>
               </w:rPr>
               <w:t>入金期日</w:t>
             </w:r>
             <w:r>
               <w:rPr>
-                <w:rFonts w:eastAsia="メイリオ" w:cs="Liberation Serif" w:ascii="メイリオ" w:hAnsi="メイリオ"/>
-                <w:kern w:val="0"/>
-                <w:sz w:val="20"/>
-                <w:szCs w:val="20"/>
-                <w:lang w:val="en-US" w:eastAsia="ja-JP" w:bidi="hi-IN"/>
+                <w:rFonts w:ascii="Meiryo" w:eastAsia="Meiryo" w:hAnsi="Meiryo"/>
+                <w:sz w:val="20"/>
+                <w:szCs w:val="20"/>
               </w:rPr>
               <w:tab/>
             </w:r>
             <w:r>
               <w:rPr>
-                <w:rFonts w:eastAsia="メイリオ" w:cs="Liberation Serif" w:ascii="メイリオ" w:hAnsi="メイリオ"/>
+                <w:rFonts w:ascii="Meiryo" w:eastAsia="Meiryo" w:hAnsi="Meiryo"/>
                 <w:b/>
                 <w:bCs/>
-                <w:kern w:val="0"/>
                 <w:sz w:val="28"/>
                 <w:szCs w:val="28"/>
                 <w:u w:val="double"/>
-                <w:lang w:val="en-US" w:eastAsia="ja-JP" w:bidi="hi-IN"/>
               </w:rPr>
               <w:t>{{deadline}}</w:t>
             </w:r>
@@ -1062,136 +1033,91 @@
           <w:p>
             <w:pPr>
               <w:pStyle w:val="LO-normal"/>
-              <w:widowControl w:val="false"/>
-              <w:suppressAutoHyphens w:val="true"/>
-              <w:spacing w:before="0" w:after="0"/>
-              <w:jc w:val="left"/>
-              <w:rPr>
-                <w:rFonts w:ascii="メイリオ" w:hAnsi="メイリオ" w:eastAsia="メイリオ" w:cs="Liberation Serif"/>
-                <w:kern w:val="0"/>
-                <w:sz w:val="20"/>
-                <w:szCs w:val="20"/>
-                <w:lang w:val="en-US" w:eastAsia="ja-JP" w:bidi="hi-IN"/>
-              </w:rPr>
-            </w:pPr>
-            <w:r>
-              <w:rPr>
-                <w:rFonts w:eastAsia="メイリオ" w:cs="Liberation Serif" w:ascii="メイリオ" w:hAnsi="メイリオ"/>
-                <w:kern w:val="0"/>
-                <w:sz w:val="20"/>
-                <w:szCs w:val="20"/>
-                <w:lang w:val="en-US" w:eastAsia="ja-JP" w:bidi="hi-IN"/>
-              </w:rPr>
-            </w:r>
+              <w:widowControl w:val="0"/>
+              <w:rPr>
+                <w:rFonts w:ascii="Meiryo" w:eastAsia="Meiryo" w:hAnsi="Meiryo"/>
+                <w:sz w:val="20"/>
+                <w:szCs w:val="20"/>
+              </w:rPr>
+            </w:pPr>
           </w:p>
           <w:p>
             <w:pPr>
               <w:pStyle w:val="LO-normal"/>
-              <w:widowControl w:val="false"/>
+              <w:widowControl w:val="0"/>
               <w:tabs>
-                <w:tab w:val="clear" w:pos="720"/>
-                <w:tab w:val="left" w:pos="1080" w:leader="none"/>
+                <w:tab w:val="left" w:pos="1080"/>
               </w:tabs>
-              <w:suppressAutoHyphens w:val="true"/>
-              <w:spacing w:before="0" w:after="0"/>
-              <w:jc w:val="left"/>
-              <w:rPr>
-                <w:rFonts w:ascii="メイリオ" w:hAnsi="メイリオ" w:eastAsia="メイリオ"/>
-              </w:rPr>
-            </w:pPr>
-            <w:r>
-              <w:rPr>
-                <w:rFonts w:ascii="メイリオ" w:hAnsi="メイリオ" w:cs="Liberation Serif" w:eastAsia="メイリオ"/>
-                <w:kern w:val="0"/>
-                <w:sz w:val="20"/>
-                <w:szCs w:val="20"/>
-                <w:lang w:val="en-US" w:eastAsia="ja-JP" w:bidi="hi-IN"/>
+              <w:rPr>
+                <w:rFonts w:ascii="Meiryo" w:eastAsia="Meiryo" w:hAnsi="Meiryo"/>
+              </w:rPr>
+            </w:pPr>
+            <w:r>
+              <w:rPr>
+                <w:rFonts w:ascii="Meiryo" w:eastAsia="Meiryo" w:hAnsi="Meiryo"/>
+                <w:sz w:val="20"/>
+                <w:szCs w:val="20"/>
               </w:rPr>
               <w:t>お振込先</w:t>
             </w:r>
             <w:r>
               <w:rPr>
-                <w:rFonts w:eastAsia="メイリオ" w:cs="Liberation Serif" w:ascii="メイリオ" w:hAnsi="メイリオ"/>
-                <w:kern w:val="0"/>
-                <w:sz w:val="20"/>
-                <w:szCs w:val="20"/>
-                <w:lang w:val="en-US" w:eastAsia="ja-JP" w:bidi="hi-IN"/>
+                <w:rFonts w:ascii="Meiryo" w:eastAsia="Meiryo" w:hAnsi="Meiryo"/>
+                <w:sz w:val="20"/>
+                <w:szCs w:val="20"/>
               </w:rPr>
               <w:tab/>
-            </w:r>
-            <w:r>
-              <w:rPr>
-                <w:rFonts w:ascii="メイリオ" w:hAnsi="メイリオ" w:cs="Liberation Serif" w:eastAsia="メイリオ"/>
-                <w:kern w:val="0"/>
-                <w:sz w:val="20"/>
-                <w:szCs w:val="20"/>
-                <w:lang w:val="en-US" w:eastAsia="ja-JP" w:bidi="hi-IN"/>
-              </w:rPr>
-              <w:t>第一勧業信用組合　秋葉原支店</w:t>
-            </w:r>
-            <w:r>
-              <w:rPr>
-                <w:rFonts w:eastAsia="メイリオ" w:cs="Liberation Serif" w:ascii="メイリオ" w:hAnsi="メイリオ"/>
-                <w:kern w:val="0"/>
-                <w:sz w:val="20"/>
-                <w:szCs w:val="20"/>
-                <w:lang w:val="en-US" w:eastAsia="ja-JP" w:bidi="hi-IN"/>
-              </w:rPr>
-              <w:t>(017)</w:t>
+              <w:t>第一勧業信用組合　秋葉原支店(017)</w:t>
+            </w:r>
+            <w:r>
+              <w:rPr>
+                <w:rFonts w:ascii="Meiryo" w:eastAsia="Meiryo" w:hAnsi="Meiryo"/>
+                <w:sz w:val="20"/>
+                <w:szCs w:val="20"/>
+              </w:rPr>
               <w:br/>
+            </w:r>
+            <w:r>
+              <w:rPr>
+                <w:rFonts w:ascii="Meiryo" w:eastAsia="Meiryo" w:hAnsi="Meiryo"/>
+                <w:sz w:val="20"/>
+                <w:szCs w:val="20"/>
+              </w:rPr>
               <w:tab/>
-            </w:r>
-            <w:r>
-              <w:rPr>
-                <w:rFonts w:ascii="メイリオ" w:hAnsi="メイリオ" w:cs="Liberation Serif" w:eastAsia="メイリオ"/>
-                <w:kern w:val="0"/>
-                <w:sz w:val="20"/>
-                <w:szCs w:val="20"/>
-                <w:lang w:val="en-US" w:eastAsia="ja-JP" w:bidi="hi-IN"/>
-              </w:rPr>
               <w:t>口座種別：普通</w:t>
             </w:r>
             <w:r>
               <w:rPr>
-                <w:rFonts w:eastAsia="メイリオ" w:cs="Liberation Serif" w:ascii="メイリオ" w:hAnsi="メイリオ"/>
-                <w:kern w:val="0"/>
-                <w:sz w:val="20"/>
-                <w:szCs w:val="20"/>
-                <w:lang w:val="en-US" w:eastAsia="ja-JP" w:bidi="hi-IN"/>
+                <w:rFonts w:ascii="Meiryo" w:eastAsia="Meiryo" w:hAnsi="Meiryo"/>
+                <w:sz w:val="20"/>
+                <w:szCs w:val="20"/>
               </w:rPr>
               <w:br/>
+            </w:r>
+            <w:r>
+              <w:rPr>
+                <w:rFonts w:ascii="Meiryo" w:eastAsia="Meiryo" w:hAnsi="Meiryo"/>
+                <w:sz w:val="20"/>
+                <w:szCs w:val="20"/>
+              </w:rPr>
               <w:tab/>
-            </w:r>
-            <w:r>
-              <w:rPr>
-                <w:rFonts w:ascii="メイリオ" w:hAnsi="メイリオ" w:cs="Liberation Serif" w:eastAsia="メイリオ"/>
-                <w:kern w:val="0"/>
-                <w:sz w:val="20"/>
-                <w:szCs w:val="20"/>
-                <w:lang w:val="en-US" w:eastAsia="ja-JP" w:bidi="hi-IN"/>
-              </w:rPr>
-              <w:t>口座番号：</w:t>
-            </w:r>
-            <w:r>
-              <w:rPr>
-                <w:rFonts w:eastAsia="メイリオ" w:cs="Liberation Serif" w:ascii="メイリオ" w:hAnsi="メイリオ"/>
-                <w:kern w:val="0"/>
-                <w:sz w:val="20"/>
-                <w:szCs w:val="20"/>
-                <w:lang w:val="en-US" w:eastAsia="ja-JP" w:bidi="hi-IN"/>
-              </w:rPr>
-              <w:t>6846767</w:t>
+              <w:t>口座番号：6846767</w:t>
+            </w:r>
+            <w:r>
+              <w:rPr>
+                <w:rFonts w:ascii="Meiryo" w:eastAsia="Meiryo" w:hAnsi="Meiryo"/>
+                <w:sz w:val="20"/>
+                <w:szCs w:val="20"/>
+              </w:rPr>
               <w:br/>
+            </w:r>
+            <w:r>
+              <w:rPr>
+                <w:rFonts w:ascii="Meiryo" w:eastAsia="Meiryo" w:hAnsi="Meiryo"/>
+                <w:sz w:val="20"/>
+                <w:szCs w:val="20"/>
+              </w:rPr>
               <w:tab/>
-            </w:r>
-            <w:r>
-              <w:rPr>
-                <w:rFonts w:ascii="メイリオ" w:hAnsi="メイリオ" w:cs="Liberation Serif" w:eastAsia="メイリオ"/>
-                <w:kern w:val="0"/>
-                <w:sz w:val="20"/>
-                <w:szCs w:val="20"/>
-                <w:lang w:val="en-US" w:eastAsia="ja-JP" w:bidi="hi-IN"/>
-              </w:rPr>
               <w:t>口座名義：ニジュウニ（カ</w:t>
             </w:r>
           </w:p>
@@ -1208,25 +1134,21 @@
           <w:p>
             <w:pPr>
               <w:pStyle w:val="LO-normal"/>
-              <w:widowControl w:val="false"/>
-              <w:suppressAutoHyphens w:val="true"/>
-              <w:spacing w:before="0" w:after="0"/>
+              <w:widowControl w:val="0"/>
               <w:jc w:val="center"/>
               <w:rPr>
-                <w:rFonts w:ascii="メイリオ" w:hAnsi="メイリオ" w:eastAsia="メイリオ"/>
-                <w:sz w:val="20"/>
-                <w:szCs w:val="20"/>
-              </w:rPr>
-            </w:pPr>
-            <w:r>
-              <w:rPr>
-                <w:rFonts w:ascii="メイリオ" w:hAnsi="メイリオ" w:cs="Liberation Serif" w:eastAsia="メイリオ"/>
+                <w:rFonts w:ascii="Meiryo" w:eastAsia="Meiryo" w:hAnsi="Meiryo"/>
+                <w:sz w:val="20"/>
+                <w:szCs w:val="20"/>
+              </w:rPr>
+            </w:pPr>
+            <w:r>
+              <w:rPr>
+                <w:rFonts w:ascii="Meiryo" w:eastAsia="Meiryo" w:hAnsi="Meiryo"/>
                 <w:b/>
                 <w:bCs/>
-                <w:kern w:val="0"/>
-                <w:sz w:val="20"/>
-                <w:szCs w:val="20"/>
-                <w:lang w:val="en-US" w:eastAsia="ja-JP" w:bidi="hi-IN"/>
+                <w:sz w:val="20"/>
+                <w:szCs w:val="20"/>
               </w:rPr>
               <w:t>小計</w:t>
             </w:r>
@@ -1246,9 +1168,7 @@
           <w:p>
             <w:pPr>
               <w:pStyle w:val="LO-normal"/>
-              <w:widowControl w:val="false"/>
-              <w:suppressAutoHyphens w:val="true"/>
-              <w:spacing w:before="0" w:after="0"/>
+              <w:widowControl w:val="0"/>
               <w:jc w:val="right"/>
               <w:rPr>
                 <w:sz w:val="20"/>
@@ -1257,24 +1177,41 @@
             </w:pPr>
             <w:r>
               <w:rPr>
-                <w:rFonts w:eastAsia="Meiryo" w:cs="Roboto" w:ascii="Meiryo" w:hAnsi="Meiryo"/>
+                <w:rFonts w:ascii="Meiryo" w:eastAsia="Meiryo" w:hAnsi="Meiryo" w:cs="Roboto"/>
                 <w:color w:val="000000"/>
-                <w:kern w:val="0"/>
-                <w:sz w:val="20"/>
-                <w:szCs w:val="20"/>
-                <w:lang w:val="en-US" w:eastAsia="ja-JP" w:bidi="hi-IN"/>
-              </w:rPr>
-              <w:t>{{subTotal}}</w:t>
+                <w:sz w:val="20"/>
+                <w:szCs w:val="20"/>
+              </w:rPr>
+              <w:t>{{</w:t>
+            </w:r>
+            <w:proofErr w:type="spellStart"/>
+            <w:r>
+              <w:rPr>
+                <w:rFonts w:ascii="Meiryo" w:eastAsia="Meiryo" w:hAnsi="Meiryo" w:cs="Roboto"/>
+                <w:color w:val="000000"/>
+                <w:sz w:val="20"/>
+                <w:szCs w:val="20"/>
+              </w:rPr>
+              <w:t>subTotal</w:t>
+            </w:r>
+            <w:proofErr w:type="spellEnd"/>
+            <w:r>
+              <w:rPr>
+                <w:rFonts w:ascii="Meiryo" w:eastAsia="Meiryo" w:hAnsi="Meiryo" w:cs="Roboto"/>
+                <w:color w:val="000000"/>
+                <w:sz w:val="20"/>
+                <w:szCs w:val="20"/>
+              </w:rPr>
+              <w:t>}}</w:t>
             </w:r>
           </w:p>
         </w:tc>
       </w:tr>
       <w:tr>
-        <w:trPr/>
         <w:tc>
           <w:tcPr>
             <w:tcW w:w="4814" w:type="dxa"/>
-            <w:vMerge w:val="continue"/>
+            <w:vMerge/>
             <w:tcBorders>
               <w:left w:val="single" w:sz="4" w:space="0" w:color="000000"/>
               <w:bottom w:val="single" w:sz="4" w:space="0" w:color="000000"/>
@@ -1284,27 +1221,11 @@
           <w:p>
             <w:pPr>
               <w:pStyle w:val="LO-normal"/>
-              <w:widowControl w:val="false"/>
-              <w:suppressAutoHyphens w:val="true"/>
-              <w:spacing w:before="0" w:after="0"/>
-              <w:jc w:val="left"/>
-              <w:rPr>
-                <w:rFonts w:ascii="Meiryo" w:hAnsi="Meiryo" w:eastAsia="Meiryo" w:cs="Liberation Serif"/>
-                <w:kern w:val="0"/>
-                <w:sz w:val="24"/>
-                <w:szCs w:val="24"/>
-                <w:lang w:val="en-US" w:eastAsia="ja-JP" w:bidi="hi-IN"/>
-              </w:rPr>
-            </w:pPr>
-            <w:r>
-              <w:rPr>
-                <w:rFonts w:eastAsia="Meiryo" w:cs="Liberation Serif" w:ascii="Meiryo" w:hAnsi="Meiryo"/>
-                <w:kern w:val="0"/>
-                <w:sz w:val="24"/>
-                <w:szCs w:val="24"/>
-                <w:lang w:val="en-US" w:eastAsia="ja-JP" w:bidi="hi-IN"/>
-              </w:rPr>
-            </w:r>
+              <w:widowControl w:val="0"/>
+              <w:rPr>
+                <w:rFonts w:ascii="Meiryo" w:eastAsia="Meiryo" w:hAnsi="Meiryo"/>
+              </w:rPr>
+            </w:pPr>
           </w:p>
         </w:tc>
         <w:tc>
@@ -1319,25 +1240,21 @@
           <w:p>
             <w:pPr>
               <w:pStyle w:val="LO-normal"/>
-              <w:widowControl w:val="false"/>
-              <w:suppressAutoHyphens w:val="true"/>
-              <w:spacing w:before="0" w:after="0"/>
+              <w:widowControl w:val="0"/>
               <w:jc w:val="center"/>
               <w:rPr>
-                <w:rFonts w:ascii="メイリオ" w:hAnsi="メイリオ" w:eastAsia="メイリオ"/>
-                <w:sz w:val="20"/>
-                <w:szCs w:val="20"/>
-              </w:rPr>
-            </w:pPr>
-            <w:r>
-              <w:rPr>
-                <w:rFonts w:ascii="メイリオ" w:hAnsi="メイリオ" w:cs="Liberation Serif" w:eastAsia="メイリオ"/>
+                <w:rFonts w:ascii="Meiryo" w:eastAsia="Meiryo" w:hAnsi="Meiryo"/>
+                <w:sz w:val="20"/>
+                <w:szCs w:val="20"/>
+              </w:rPr>
+            </w:pPr>
+            <w:r>
+              <w:rPr>
+                <w:rFonts w:ascii="Meiryo" w:eastAsia="Meiryo" w:hAnsi="Meiryo"/>
                 <w:b/>
                 <w:bCs/>
-                <w:kern w:val="0"/>
-                <w:sz w:val="20"/>
-                <w:szCs w:val="20"/>
-                <w:lang w:val="en-US" w:eastAsia="ja-JP" w:bidi="hi-IN"/>
+                <w:sz w:val="20"/>
+                <w:szCs w:val="20"/>
               </w:rPr>
               <w:t>消費税</w:t>
             </w:r>
@@ -1357,9 +1274,7 @@
           <w:p>
             <w:pPr>
               <w:pStyle w:val="LO-normal"/>
-              <w:widowControl w:val="false"/>
-              <w:suppressAutoHyphens w:val="true"/>
-              <w:spacing w:before="0" w:after="0"/>
+              <w:widowControl w:val="0"/>
               <w:jc w:val="right"/>
               <w:rPr>
                 <w:sz w:val="20"/>
@@ -1378,11 +1293,10 @@
         </w:tc>
       </w:tr>
       <w:tr>
-        <w:trPr/>
         <w:tc>
           <w:tcPr>
             <w:tcW w:w="4814" w:type="dxa"/>
-            <w:vMerge w:val="continue"/>
+            <w:vMerge/>
             <w:tcBorders>
               <w:left w:val="single" w:sz="4" w:space="0" w:color="000000"/>
               <w:bottom w:val="single" w:sz="4" w:space="0" w:color="000000"/>
@@ -1392,27 +1306,11 @@
           <w:p>
             <w:pPr>
               <w:pStyle w:val="LO-normal"/>
-              <w:widowControl w:val="false"/>
-              <w:suppressAutoHyphens w:val="true"/>
-              <w:spacing w:before="0" w:after="0"/>
-              <w:jc w:val="left"/>
-              <w:rPr>
-                <w:rFonts w:ascii="Meiryo" w:hAnsi="Meiryo" w:eastAsia="Meiryo" w:cs="Liberation Serif"/>
-                <w:kern w:val="0"/>
-                <w:sz w:val="24"/>
-                <w:szCs w:val="24"/>
-                <w:lang w:val="en-US" w:eastAsia="ja-JP" w:bidi="hi-IN"/>
-              </w:rPr>
-            </w:pPr>
-            <w:r>
-              <w:rPr>
-                <w:rFonts w:eastAsia="Meiryo" w:cs="Liberation Serif" w:ascii="Meiryo" w:hAnsi="Meiryo"/>
-                <w:kern w:val="0"/>
-                <w:sz w:val="24"/>
-                <w:szCs w:val="24"/>
-                <w:lang w:val="en-US" w:eastAsia="ja-JP" w:bidi="hi-IN"/>
-              </w:rPr>
-            </w:r>
+              <w:widowControl w:val="0"/>
+              <w:rPr>
+                <w:rFonts w:ascii="Meiryo" w:eastAsia="Meiryo" w:hAnsi="Meiryo"/>
+              </w:rPr>
+            </w:pPr>
           </w:p>
         </w:tc>
         <w:tc>
@@ -1427,25 +1325,21 @@
           <w:p>
             <w:pPr>
               <w:pStyle w:val="LO-normal"/>
-              <w:widowControl w:val="false"/>
-              <w:suppressAutoHyphens w:val="true"/>
-              <w:spacing w:before="0" w:after="0"/>
+              <w:widowControl w:val="0"/>
               <w:jc w:val="center"/>
               <w:rPr>
-                <w:rFonts w:ascii="メイリオ" w:hAnsi="メイリオ" w:eastAsia="メイリオ"/>
-                <w:sz w:val="20"/>
-                <w:szCs w:val="20"/>
-              </w:rPr>
-            </w:pPr>
-            <w:r>
-              <w:rPr>
-                <w:rFonts w:ascii="メイリオ" w:hAnsi="メイリオ" w:cs="Liberation Serif" w:eastAsia="メイリオ"/>
+                <w:rFonts w:ascii="Meiryo" w:eastAsia="Meiryo" w:hAnsi="Meiryo"/>
+                <w:sz w:val="20"/>
+                <w:szCs w:val="20"/>
+              </w:rPr>
+            </w:pPr>
+            <w:r>
+              <w:rPr>
+                <w:rFonts w:ascii="Meiryo" w:eastAsia="Meiryo" w:hAnsi="Meiryo"/>
                 <w:b/>
                 <w:bCs/>
-                <w:kern w:val="0"/>
-                <w:sz w:val="20"/>
-                <w:szCs w:val="20"/>
-                <w:lang w:val="en-US" w:eastAsia="ja-JP" w:bidi="hi-IN"/>
+                <w:sz w:val="20"/>
+                <w:szCs w:val="20"/>
               </w:rPr>
               <w:t>合計</w:t>
             </w:r>
@@ -1465,9 +1359,7 @@
           <w:p>
             <w:pPr>
               <w:pStyle w:val="LO-normal"/>
-              <w:widowControl w:val="false"/>
-              <w:suppressAutoHyphens w:val="true"/>
-              <w:spacing w:before="0" w:after="0"/>
+              <w:widowControl w:val="0"/>
               <w:jc w:val="right"/>
               <w:rPr>
                 <w:sz w:val="22"/>
@@ -1476,14 +1368,12 @@
             </w:pPr>
             <w:r>
               <w:rPr>
-                <w:rFonts w:eastAsia="Meiryo" w:cs="Roboto" w:ascii="Meiryo" w:hAnsi="Meiryo"/>
+                <w:rFonts w:ascii="Meiryo" w:eastAsia="Meiryo" w:hAnsi="Meiryo" w:cs="Roboto"/>
                 <w:b/>
                 <w:bCs/>
                 <w:color w:val="000000"/>
-                <w:kern w:val="0"/>
                 <w:sz w:val="22"/>
                 <w:szCs w:val="22"/>
-                <w:lang w:val="en-US" w:eastAsia="ja-JP" w:bidi="hi-IN"/>
               </w:rPr>
               <w:t>{{total}}</w:t>
             </w:r>
@@ -1491,11 +1381,10 @@
         </w:tc>
       </w:tr>
       <w:tr>
-        <w:trPr/>
         <w:tc>
           <w:tcPr>
             <w:tcW w:w="4814" w:type="dxa"/>
-            <w:vMerge w:val="continue"/>
+            <w:vMerge/>
             <w:tcBorders>
               <w:left w:val="single" w:sz="4" w:space="0" w:color="000000"/>
               <w:bottom w:val="single" w:sz="4" w:space="0" w:color="000000"/>
@@ -1505,27 +1394,11 @@
           <w:p>
             <w:pPr>
               <w:pStyle w:val="LO-normal"/>
-              <w:widowControl w:val="false"/>
-              <w:suppressAutoHyphens w:val="true"/>
-              <w:spacing w:before="0" w:after="0"/>
-              <w:jc w:val="left"/>
-              <w:rPr>
-                <w:rFonts w:ascii="Meiryo" w:hAnsi="Meiryo" w:eastAsia="Meiryo" w:cs="Liberation Serif"/>
-                <w:kern w:val="0"/>
-                <w:sz w:val="24"/>
-                <w:szCs w:val="24"/>
-                <w:lang w:val="en-US" w:eastAsia="ja-JP" w:bidi="hi-IN"/>
-              </w:rPr>
-            </w:pPr>
-            <w:r>
-              <w:rPr>
-                <w:rFonts w:eastAsia="Meiryo" w:cs="Liberation Serif" w:ascii="Meiryo" w:hAnsi="Meiryo"/>
-                <w:kern w:val="0"/>
-                <w:sz w:val="24"/>
-                <w:szCs w:val="24"/>
-                <w:lang w:val="en-US" w:eastAsia="ja-JP" w:bidi="hi-IN"/>
-              </w:rPr>
-            </w:r>
+              <w:widowControl w:val="0"/>
+              <w:rPr>
+                <w:rFonts w:ascii="Meiryo" w:eastAsia="Meiryo" w:hAnsi="Meiryo"/>
+              </w:rPr>
+            </w:pPr>
           </w:p>
         </w:tc>
         <w:tc>
@@ -1541,25 +1414,21 @@
           <w:p>
             <w:pPr>
               <w:pStyle w:val="LO-normal"/>
-              <w:widowControl w:val="false"/>
-              <w:suppressAutoHyphens w:val="true"/>
-              <w:spacing w:before="0" w:after="0"/>
+              <w:widowControl w:val="0"/>
               <w:jc w:val="center"/>
               <w:rPr>
-                <w:rFonts w:ascii="メイリオ" w:hAnsi="メイリオ" w:eastAsia="メイリオ"/>
-                <w:sz w:val="20"/>
-                <w:szCs w:val="20"/>
-              </w:rPr>
-            </w:pPr>
-            <w:r>
-              <w:rPr>
-                <w:rFonts w:ascii="メイリオ" w:hAnsi="メイリオ" w:cs="Liberation Serif" w:eastAsia="メイリオ"/>
+                <w:rFonts w:ascii="Meiryo" w:eastAsia="Meiryo" w:hAnsi="Meiryo"/>
+                <w:sz w:val="20"/>
+                <w:szCs w:val="20"/>
+              </w:rPr>
+            </w:pPr>
+            <w:r>
+              <w:rPr>
+                <w:rFonts w:ascii="Meiryo" w:eastAsia="Meiryo" w:hAnsi="Meiryo"/>
                 <w:b/>
                 <w:bCs/>
-                <w:kern w:val="0"/>
-                <w:sz w:val="20"/>
-                <w:szCs w:val="20"/>
-                <w:lang w:val="en-US" w:eastAsia="ja-JP" w:bidi="hi-IN"/>
+                <w:sz w:val="20"/>
+                <w:szCs w:val="20"/>
               </w:rPr>
               <w:t>内訳</w:t>
             </w:r>
@@ -1577,37 +1446,21 @@
           <w:p>
             <w:pPr>
               <w:pStyle w:val="LO-normal"/>
-              <w:widowControl w:val="false"/>
-              <w:suppressAutoHyphens w:val="true"/>
-              <w:spacing w:before="0" w:after="0"/>
+              <w:widowControl w:val="0"/>
               <w:jc w:val="center"/>
               <w:rPr>
-                <w:rFonts w:ascii="Meiryo" w:hAnsi="Meiryo" w:eastAsia="Meiryo" w:cs="Liberation Serif"/>
-                <w:kern w:val="0"/>
-                <w:sz w:val="14"/>
-                <w:szCs w:val="14"/>
-                <w:lang w:val="en-US" w:eastAsia="ja-JP" w:bidi="hi-IN"/>
-              </w:rPr>
-            </w:pPr>
-            <w:r>
-              <w:rPr>
-                <w:rFonts w:eastAsia="Meiryo" w:cs="Liberation Serif" w:ascii="Meiryo" w:hAnsi="Meiryo"/>
-                <w:kern w:val="0"/>
-                <w:sz w:val="14"/>
-                <w:szCs w:val="14"/>
-                <w:lang w:val="en-US" w:eastAsia="ja-JP" w:bidi="hi-IN"/>
-              </w:rPr>
-              <w:t>10%</w:t>
-            </w:r>
-            <w:r>
-              <w:rPr>
-                <w:rFonts w:ascii="Meiryo" w:hAnsi="Meiryo" w:cs="Liberation Serif" w:eastAsia="Meiryo"/>
-                <w:kern w:val="0"/>
-                <w:sz w:val="14"/>
-                <w:szCs w:val="14"/>
-                <w:lang w:val="en-US" w:eastAsia="ja-JP" w:bidi="hi-IN"/>
-              </w:rPr>
-              <w:t>対象（税抜）</w:t>
+                <w:rFonts w:ascii="Meiryo" w:eastAsia="Meiryo" w:hAnsi="Meiryo"/>
+                <w:sz w:val="14"/>
+                <w:szCs w:val="14"/>
+              </w:rPr>
+            </w:pPr>
+            <w:r>
+              <w:rPr>
+                <w:rFonts w:ascii="Meiryo" w:eastAsia="Meiryo" w:hAnsi="Meiryo"/>
+                <w:sz w:val="14"/>
+                <w:szCs w:val="14"/>
+              </w:rPr>
+              <w:t>10%対象（税抜）</w:t>
             </w:r>
           </w:p>
         </w:tc>
@@ -1623,7 +1476,6 @@
           </w:tcPr>
           <w:p>
             <w:pPr>
-              <w:pStyle w:val="Normal"/>
               <w:jc w:val="right"/>
               <w:rPr>
                 <w:sz w:val="20"/>
@@ -1642,11 +1494,10 @@
         </w:tc>
       </w:tr>
       <w:tr>
-        <w:trPr/>
         <w:tc>
           <w:tcPr>
             <w:tcW w:w="4814" w:type="dxa"/>
-            <w:vMerge w:val="continue"/>
+            <w:vMerge/>
             <w:tcBorders>
               <w:left w:val="single" w:sz="4" w:space="0" w:color="000000"/>
               <w:bottom w:val="single" w:sz="4" w:space="0" w:color="000000"/>
@@ -1656,33 +1507,17 @@
           <w:p>
             <w:pPr>
               <w:pStyle w:val="LO-normal"/>
-              <w:widowControl w:val="false"/>
-              <w:suppressAutoHyphens w:val="true"/>
-              <w:spacing w:before="0" w:after="0"/>
-              <w:jc w:val="left"/>
-              <w:rPr>
-                <w:rFonts w:ascii="Meiryo" w:hAnsi="Meiryo" w:eastAsia="Meiryo" w:cs="Liberation Serif"/>
-                <w:kern w:val="0"/>
-                <w:sz w:val="24"/>
-                <w:szCs w:val="24"/>
-                <w:lang w:val="en-US" w:eastAsia="ja-JP" w:bidi="hi-IN"/>
-              </w:rPr>
-            </w:pPr>
-            <w:r>
-              <w:rPr>
-                <w:rFonts w:eastAsia="Meiryo" w:cs="Liberation Serif" w:ascii="Meiryo" w:hAnsi="Meiryo"/>
-                <w:kern w:val="0"/>
-                <w:sz w:val="24"/>
-                <w:szCs w:val="24"/>
-                <w:lang w:val="en-US" w:eastAsia="ja-JP" w:bidi="hi-IN"/>
-              </w:rPr>
-            </w:r>
+              <w:widowControl w:val="0"/>
+              <w:rPr>
+                <w:rFonts w:ascii="Meiryo" w:eastAsia="Meiryo" w:hAnsi="Meiryo"/>
+              </w:rPr>
+            </w:pPr>
           </w:p>
         </w:tc>
         <w:tc>
           <w:tcPr>
             <w:tcW w:w="913" w:type="dxa"/>
-            <w:vMerge w:val="continue"/>
+            <w:vMerge/>
             <w:tcBorders>
               <w:left w:val="single" w:sz="4" w:space="0" w:color="000000"/>
               <w:bottom w:val="single" w:sz="4" w:space="0" w:color="000000"/>
@@ -1692,27 +1527,14 @@
           <w:p>
             <w:pPr>
               <w:pStyle w:val="LO-normal"/>
-              <w:widowControl w:val="false"/>
-              <w:suppressAutoHyphens w:val="true"/>
-              <w:spacing w:before="0" w:after="0"/>
+              <w:widowControl w:val="0"/>
               <w:jc w:val="center"/>
               <w:rPr>
-                <w:rFonts w:ascii="メイリオ" w:hAnsi="メイリオ" w:eastAsia="メイリオ" w:cs="Liberation Serif"/>
-                <w:kern w:val="0"/>
-                <w:sz w:val="20"/>
-                <w:szCs w:val="20"/>
-                <w:lang w:val="en-US" w:eastAsia="ja-JP" w:bidi="hi-IN"/>
-              </w:rPr>
-            </w:pPr>
-            <w:r>
-              <w:rPr>
-                <w:rFonts w:eastAsia="メイリオ" w:cs="Liberation Serif" w:ascii="メイリオ" w:hAnsi="メイリオ"/>
-                <w:kern w:val="0"/>
-                <w:sz w:val="20"/>
-                <w:szCs w:val="20"/>
-                <w:lang w:val="en-US" w:eastAsia="ja-JP" w:bidi="hi-IN"/>
-              </w:rPr>
-            </w:r>
+                <w:rFonts w:ascii="Meiryo" w:eastAsia="Meiryo" w:hAnsi="Meiryo"/>
+                <w:sz w:val="20"/>
+                <w:szCs w:val="20"/>
+              </w:rPr>
+            </w:pPr>
           </w:p>
         </w:tc>
         <w:tc>
@@ -1727,37 +1549,21 @@
           <w:p>
             <w:pPr>
               <w:pStyle w:val="LO-normal"/>
-              <w:widowControl w:val="false"/>
-              <w:suppressAutoHyphens w:val="true"/>
-              <w:spacing w:before="0" w:after="0"/>
+              <w:widowControl w:val="0"/>
               <w:jc w:val="center"/>
               <w:rPr>
-                <w:rFonts w:ascii="Meiryo" w:hAnsi="Meiryo" w:eastAsia="Meiryo" w:cs="Liberation Serif"/>
-                <w:kern w:val="0"/>
-                <w:sz w:val="14"/>
-                <w:szCs w:val="14"/>
-                <w:lang w:val="en-US" w:eastAsia="ja-JP" w:bidi="hi-IN"/>
-              </w:rPr>
-            </w:pPr>
-            <w:r>
-              <w:rPr>
-                <w:rFonts w:eastAsia="Meiryo" w:cs="Liberation Serif" w:ascii="Meiryo" w:hAnsi="Meiryo"/>
-                <w:kern w:val="0"/>
-                <w:sz w:val="14"/>
-                <w:szCs w:val="14"/>
-                <w:lang w:val="en-US" w:eastAsia="ja-JP" w:bidi="hi-IN"/>
-              </w:rPr>
-              <w:t>10%</w:t>
-            </w:r>
-            <w:r>
-              <w:rPr>
-                <w:rFonts w:ascii="Meiryo" w:hAnsi="Meiryo" w:cs="Liberation Serif" w:eastAsia="Meiryo"/>
-                <w:kern w:val="0"/>
-                <w:sz w:val="14"/>
-                <w:szCs w:val="14"/>
-                <w:lang w:val="en-US" w:eastAsia="ja-JP" w:bidi="hi-IN"/>
-              </w:rPr>
-              <w:t>消費税</w:t>
+                <w:rFonts w:ascii="Meiryo" w:eastAsia="Meiryo" w:hAnsi="Meiryo"/>
+                <w:sz w:val="14"/>
+                <w:szCs w:val="14"/>
+              </w:rPr>
+            </w:pPr>
+            <w:r>
+              <w:rPr>
+                <w:rFonts w:ascii="Meiryo" w:eastAsia="Meiryo" w:hAnsi="Meiryo"/>
+                <w:sz w:val="14"/>
+                <w:szCs w:val="14"/>
+              </w:rPr>
+              <w:t>10%消費税</w:t>
             </w:r>
           </w:p>
         </w:tc>
@@ -1773,7 +1579,6 @@
           </w:tcPr>
           <w:p>
             <w:pPr>
-              <w:pStyle w:val="Normal"/>
               <w:jc w:val="right"/>
               <w:rPr>
                 <w:sz w:val="20"/>
@@ -1792,11 +1597,10 @@
         </w:tc>
       </w:tr>
       <w:tr>
-        <w:trPr/>
         <w:tc>
           <w:tcPr>
             <w:tcW w:w="4814" w:type="dxa"/>
-            <w:vMerge w:val="continue"/>
+            <w:vMerge/>
             <w:tcBorders>
               <w:left w:val="single" w:sz="4" w:space="0" w:color="000000"/>
               <w:bottom w:val="single" w:sz="4" w:space="0" w:color="000000"/>
@@ -1806,33 +1610,17 @@
           <w:p>
             <w:pPr>
               <w:pStyle w:val="LO-normal"/>
-              <w:widowControl w:val="false"/>
-              <w:suppressAutoHyphens w:val="true"/>
-              <w:spacing w:before="0" w:after="0"/>
-              <w:jc w:val="left"/>
-              <w:rPr>
-                <w:rFonts w:ascii="Meiryo" w:hAnsi="Meiryo" w:eastAsia="Meiryo" w:cs="Liberation Serif"/>
-                <w:kern w:val="0"/>
-                <w:sz w:val="24"/>
-                <w:szCs w:val="24"/>
-                <w:lang w:val="en-US" w:eastAsia="ja-JP" w:bidi="hi-IN"/>
-              </w:rPr>
-            </w:pPr>
-            <w:r>
-              <w:rPr>
-                <w:rFonts w:eastAsia="Meiryo" w:cs="Liberation Serif" w:ascii="Meiryo" w:hAnsi="Meiryo"/>
-                <w:kern w:val="0"/>
-                <w:sz w:val="24"/>
-                <w:szCs w:val="24"/>
-                <w:lang w:val="en-US" w:eastAsia="ja-JP" w:bidi="hi-IN"/>
-              </w:rPr>
-            </w:r>
+              <w:widowControl w:val="0"/>
+              <w:rPr>
+                <w:rFonts w:ascii="Meiryo" w:eastAsia="Meiryo" w:hAnsi="Meiryo"/>
+              </w:rPr>
+            </w:pPr>
           </w:p>
         </w:tc>
         <w:tc>
           <w:tcPr>
             <w:tcW w:w="913" w:type="dxa"/>
-            <w:vMerge w:val="continue"/>
+            <w:vMerge/>
             <w:tcBorders>
               <w:left w:val="single" w:sz="4" w:space="0" w:color="000000"/>
               <w:bottom w:val="single" w:sz="4" w:space="0" w:color="000000"/>
@@ -1842,27 +1630,14 @@
           <w:p>
             <w:pPr>
               <w:pStyle w:val="LO-normal"/>
-              <w:widowControl w:val="false"/>
-              <w:suppressAutoHyphens w:val="true"/>
-              <w:spacing w:before="0" w:after="0"/>
+              <w:widowControl w:val="0"/>
               <w:jc w:val="center"/>
               <w:rPr>
-                <w:rFonts w:ascii="メイリオ" w:hAnsi="メイリオ" w:eastAsia="メイリオ" w:cs="Liberation Serif"/>
-                <w:kern w:val="0"/>
-                <w:sz w:val="20"/>
-                <w:szCs w:val="20"/>
-                <w:lang w:val="en-US" w:eastAsia="ja-JP" w:bidi="hi-IN"/>
-              </w:rPr>
-            </w:pPr>
-            <w:r>
-              <w:rPr>
-                <w:rFonts w:eastAsia="メイリオ" w:cs="Liberation Serif" w:ascii="メイリオ" w:hAnsi="メイリオ"/>
-                <w:kern w:val="0"/>
-                <w:sz w:val="20"/>
-                <w:szCs w:val="20"/>
-                <w:lang w:val="en-US" w:eastAsia="ja-JP" w:bidi="hi-IN"/>
-              </w:rPr>
-            </w:r>
+                <w:rFonts w:ascii="Meiryo" w:eastAsia="Meiryo" w:hAnsi="Meiryo"/>
+                <w:sz w:val="20"/>
+                <w:szCs w:val="20"/>
+              </w:rPr>
+            </w:pPr>
           </w:p>
         </w:tc>
         <w:tc>
@@ -1877,47 +1652,21 @@
           <w:p>
             <w:pPr>
               <w:pStyle w:val="LO-normal"/>
-              <w:widowControl w:val="false"/>
-              <w:suppressAutoHyphens w:val="true"/>
-              <w:spacing w:before="0" w:after="0"/>
+              <w:widowControl w:val="0"/>
               <w:jc w:val="center"/>
               <w:rPr>
-                <w:rFonts w:ascii="Meiryo" w:hAnsi="Meiryo" w:eastAsia="Meiryo" w:cs="Liberation Serif"/>
-                <w:kern w:val="0"/>
-                <w:sz w:val="14"/>
-                <w:szCs w:val="14"/>
-                <w:lang w:val="en-US" w:eastAsia="ja-JP" w:bidi="hi-IN"/>
-              </w:rPr>
-            </w:pPr>
-            <w:r>
-              <w:rPr>
-                <w:rFonts w:ascii="Meiryo" w:hAnsi="Meiryo" w:cs="Liberation Serif" w:eastAsia="Meiryo"/>
-                <w:kern w:val="0"/>
-                <w:sz w:val="14"/>
-                <w:szCs w:val="14"/>
-                <w:lang w:val="en-US" w:eastAsia="ja-JP" w:bidi="hi-IN"/>
-              </w:rPr>
-              <w:t>軽減税率</w:t>
-            </w:r>
-            <w:r>
-              <w:rPr>
-                <w:rFonts w:eastAsia="Meiryo" w:cs="Liberation Serif" w:ascii="Meiryo" w:hAnsi="Meiryo"/>
-                <w:kern w:val="0"/>
-                <w:sz w:val="14"/>
-                <w:szCs w:val="14"/>
-                <w:lang w:val="en-US" w:eastAsia="ja-JP" w:bidi="hi-IN"/>
-              </w:rPr>
-              <w:t>8%</w:t>
-            </w:r>
-            <w:r>
-              <w:rPr>
-                <w:rFonts w:ascii="Meiryo" w:hAnsi="Meiryo" w:cs="Liberation Serif" w:eastAsia="Meiryo"/>
-                <w:kern w:val="0"/>
-                <w:sz w:val="14"/>
-                <w:szCs w:val="14"/>
-                <w:lang w:val="en-US" w:eastAsia="ja-JP" w:bidi="hi-IN"/>
-              </w:rPr>
-              <w:t>対象（税抜）</w:t>
+                <w:rFonts w:ascii="Meiryo" w:eastAsia="Meiryo" w:hAnsi="Meiryo"/>
+                <w:sz w:val="14"/>
+                <w:szCs w:val="14"/>
+              </w:rPr>
+            </w:pPr>
+            <w:r>
+              <w:rPr>
+                <w:rFonts w:ascii="Meiryo" w:eastAsia="Meiryo" w:hAnsi="Meiryo"/>
+                <w:sz w:val="14"/>
+                <w:szCs w:val="14"/>
+              </w:rPr>
+              <w:t>軽減税率8%対象（税抜）</w:t>
             </w:r>
           </w:p>
         </w:tc>
@@ -1933,7 +1682,6 @@
           </w:tcPr>
           <w:p>
             <w:pPr>
-              <w:pStyle w:val="Normal"/>
               <w:jc w:val="right"/>
               <w:rPr>
                 <w:sz w:val="20"/>
@@ -1952,11 +1700,10 @@
         </w:tc>
       </w:tr>
       <w:tr>
-        <w:trPr/>
         <w:tc>
           <w:tcPr>
             <w:tcW w:w="4814" w:type="dxa"/>
-            <w:vMerge w:val="continue"/>
+            <w:vMerge/>
             <w:tcBorders>
               <w:left w:val="single" w:sz="4" w:space="0" w:color="000000"/>
               <w:bottom w:val="single" w:sz="4" w:space="0" w:color="000000"/>
@@ -1966,33 +1713,17 @@
           <w:p>
             <w:pPr>
               <w:pStyle w:val="LO-normal"/>
-              <w:widowControl w:val="false"/>
-              <w:suppressAutoHyphens w:val="true"/>
-              <w:spacing w:before="0" w:after="0"/>
-              <w:jc w:val="left"/>
-              <w:rPr>
-                <w:rFonts w:ascii="Meiryo" w:hAnsi="Meiryo" w:eastAsia="Meiryo" w:cs="Liberation Serif"/>
-                <w:kern w:val="0"/>
-                <w:sz w:val="24"/>
-                <w:szCs w:val="24"/>
-                <w:lang w:val="en-US" w:eastAsia="ja-JP" w:bidi="hi-IN"/>
-              </w:rPr>
-            </w:pPr>
-            <w:r>
-              <w:rPr>
-                <w:rFonts w:eastAsia="Meiryo" w:cs="Liberation Serif" w:ascii="Meiryo" w:hAnsi="Meiryo"/>
-                <w:kern w:val="0"/>
-                <w:sz w:val="24"/>
-                <w:szCs w:val="24"/>
-                <w:lang w:val="en-US" w:eastAsia="ja-JP" w:bidi="hi-IN"/>
-              </w:rPr>
-            </w:r>
+              <w:widowControl w:val="0"/>
+              <w:rPr>
+                <w:rFonts w:ascii="Meiryo" w:eastAsia="Meiryo" w:hAnsi="Meiryo"/>
+              </w:rPr>
+            </w:pPr>
           </w:p>
         </w:tc>
         <w:tc>
           <w:tcPr>
             <w:tcW w:w="913" w:type="dxa"/>
-            <w:vMerge w:val="continue"/>
+            <w:vMerge/>
             <w:tcBorders>
               <w:left w:val="single" w:sz="4" w:space="0" w:color="000000"/>
               <w:bottom w:val="single" w:sz="4" w:space="0" w:color="000000"/>
@@ -2002,27 +1733,14 @@
           <w:p>
             <w:pPr>
               <w:pStyle w:val="LO-normal"/>
-              <w:widowControl w:val="false"/>
-              <w:suppressAutoHyphens w:val="true"/>
-              <w:spacing w:before="0" w:after="0"/>
+              <w:widowControl w:val="0"/>
               <w:jc w:val="center"/>
               <w:rPr>
-                <w:rFonts w:ascii="メイリオ" w:hAnsi="メイリオ" w:eastAsia="メイリオ" w:cs="Liberation Serif"/>
-                <w:kern w:val="0"/>
-                <w:sz w:val="20"/>
-                <w:szCs w:val="20"/>
-                <w:lang w:val="en-US" w:eastAsia="ja-JP" w:bidi="hi-IN"/>
-              </w:rPr>
-            </w:pPr>
-            <w:r>
-              <w:rPr>
-                <w:rFonts w:eastAsia="メイリオ" w:cs="Liberation Serif" w:ascii="メイリオ" w:hAnsi="メイリオ"/>
-                <w:kern w:val="0"/>
-                <w:sz w:val="20"/>
-                <w:szCs w:val="20"/>
-                <w:lang w:val="en-US" w:eastAsia="ja-JP" w:bidi="hi-IN"/>
-              </w:rPr>
-            </w:r>
+                <w:rFonts w:ascii="Meiryo" w:eastAsia="Meiryo" w:hAnsi="Meiryo"/>
+                <w:sz w:val="20"/>
+                <w:szCs w:val="20"/>
+              </w:rPr>
+            </w:pPr>
           </w:p>
         </w:tc>
         <w:tc>
@@ -2037,47 +1755,21 @@
           <w:p>
             <w:pPr>
               <w:pStyle w:val="LO-normal"/>
-              <w:widowControl w:val="false"/>
-              <w:suppressAutoHyphens w:val="true"/>
-              <w:spacing w:before="0" w:after="0"/>
+              <w:widowControl w:val="0"/>
               <w:jc w:val="center"/>
               <w:rPr>
-                <w:rFonts w:ascii="Meiryo" w:hAnsi="Meiryo" w:eastAsia="Meiryo" w:cs="Liberation Serif"/>
-                <w:kern w:val="0"/>
-                <w:sz w:val="14"/>
-                <w:szCs w:val="14"/>
-                <w:lang w:val="en-US" w:eastAsia="ja-JP" w:bidi="hi-IN"/>
-              </w:rPr>
-            </w:pPr>
-            <w:r>
-              <w:rPr>
-                <w:rFonts w:ascii="Meiryo" w:hAnsi="Meiryo" w:cs="Liberation Serif" w:eastAsia="Meiryo"/>
-                <w:kern w:val="0"/>
-                <w:sz w:val="14"/>
-                <w:szCs w:val="14"/>
-                <w:lang w:val="en-US" w:eastAsia="ja-JP" w:bidi="hi-IN"/>
-              </w:rPr>
-              <w:t>軽減税率</w:t>
-            </w:r>
-            <w:r>
-              <w:rPr>
-                <w:rFonts w:eastAsia="Meiryo" w:cs="Liberation Serif" w:ascii="Meiryo" w:hAnsi="Meiryo"/>
-                <w:kern w:val="0"/>
-                <w:sz w:val="14"/>
-                <w:szCs w:val="14"/>
-                <w:lang w:val="en-US" w:eastAsia="ja-JP" w:bidi="hi-IN"/>
-              </w:rPr>
-              <w:t>8%</w:t>
-            </w:r>
-            <w:r>
-              <w:rPr>
-                <w:rFonts w:ascii="Meiryo" w:hAnsi="Meiryo" w:cs="Liberation Serif" w:eastAsia="Meiryo"/>
-                <w:kern w:val="0"/>
-                <w:sz w:val="14"/>
-                <w:szCs w:val="14"/>
-                <w:lang w:val="en-US" w:eastAsia="ja-JP" w:bidi="hi-IN"/>
-              </w:rPr>
-              <w:t>消費税</w:t>
+                <w:rFonts w:ascii="Meiryo" w:eastAsia="Meiryo" w:hAnsi="Meiryo"/>
+                <w:sz w:val="14"/>
+                <w:szCs w:val="14"/>
+              </w:rPr>
+            </w:pPr>
+            <w:r>
+              <w:rPr>
+                <w:rFonts w:ascii="Meiryo" w:eastAsia="Meiryo" w:hAnsi="Meiryo"/>
+                <w:sz w:val="14"/>
+                <w:szCs w:val="14"/>
+              </w:rPr>
+              <w:t>軽減税率8%消費税</w:t>
             </w:r>
           </w:p>
         </w:tc>
@@ -2093,7 +1785,6 @@
           </w:tcPr>
           <w:p>
             <w:pPr>
-              <w:pStyle w:val="Normal"/>
               <w:jc w:val="right"/>
               <w:rPr>
                 <w:sz w:val="20"/>
@@ -2114,24 +1805,17 @@
     </w:tbl>
     <w:p>
       <w:pPr>
-        <w:pStyle w:val="BodyText"/>
-        <w:spacing w:before="0" w:after="0"/>
+        <w:pStyle w:val="a5"/>
+        <w:spacing w:after="0"/>
         <w:rPr>
           <w:sz w:val="18"/>
           <w:szCs w:val="18"/>
         </w:rPr>
       </w:pPr>
-      <w:r>
-        <w:rPr>
-          <w:sz w:val="18"/>
-          <w:szCs w:val="18"/>
-        </w:rPr>
-      </w:r>
     </w:p>
     <w:tbl>
       <w:tblPr>
         <w:tblW w:w="5000" w:type="pct"/>
-        <w:jc w:val="left"/>
         <w:tblInd w:w="29" w:type="dxa"/>
         <w:tblLayout w:type="fixed"/>
         <w:tblCellMar>
@@ -2140,13 +1824,13 @@
           <w:bottom w:w="29" w:type="dxa"/>
           <w:right w:w="29" w:type="dxa"/>
         </w:tblCellMar>
+        <w:tblLook w:val="04A0" w:firstRow="1" w:lastRow="0" w:firstColumn="1" w:lastColumn="0" w:noHBand="0" w:noVBand="1"/>
       </w:tblPr>
       <w:tblGrid>
-        <w:gridCol w:w="926"/>
-        <w:gridCol w:w="8711"/>
+        <w:gridCol w:w="932"/>
+        <w:gridCol w:w="8764"/>
       </w:tblGrid>
       <w:tr>
-        <w:trPr/>
         <w:tc>
           <w:tcPr>
             <w:tcW w:w="926" w:type="dxa"/>
@@ -2162,12 +1846,12 @@
               <w:pStyle w:val="TableContents"/>
               <w:jc w:val="center"/>
               <w:rPr>
-                <w:rFonts w:eastAsia="メイリオ"/>
-              </w:rPr>
-            </w:pPr>
-            <w:r>
-              <w:rPr>
-                <w:rFonts w:eastAsia="メイリオ"/>
+                <w:rFonts w:eastAsia="Meiryo" w:hint="eastAsia"/>
+              </w:rPr>
+            </w:pPr>
+            <w:r>
+              <w:rPr>
+                <w:rFonts w:eastAsia="Meiryo"/>
                 <w:b/>
                 <w:bCs/>
                 <w:sz w:val="20"/>
@@ -2191,120 +1875,250 @@
             <w:pPr>
               <w:pStyle w:val="TableContents"/>
               <w:rPr>
-                <w:rFonts w:ascii="メイリオ" w:hAnsi="メイリオ" w:eastAsia="メイリオ"/>
-              </w:rPr>
-            </w:pPr>
-            <w:r>
-              <w:rPr>
-                <w:rFonts w:ascii="メイリオ" w:hAnsi="メイリオ" w:eastAsia="メイリオ"/>
-                <w:sz w:val="14"/>
-                <w:szCs w:val="14"/>
-              </w:rPr>
-              <w:t>【イベント名】</w:t>
-            </w:r>
-            <w:r>
-              <w:rPr>
-                <w:rFonts w:eastAsia="メイリオ" w:ascii="メイリオ" w:hAnsi="メイリオ"/>
-                <w:sz w:val="14"/>
-                <w:szCs w:val="14"/>
-              </w:rPr>
-              <w:t>{{eventName}}</w:t>
+                <w:rFonts w:ascii="Meiryo" w:eastAsia="Meiryo" w:hAnsi="Meiryo"/>
+              </w:rPr>
+            </w:pPr>
+            <w:r>
+              <w:rPr>
+                <w:rFonts w:ascii="Meiryo" w:eastAsia="Meiryo" w:hAnsi="Meiryo"/>
+                <w:sz w:val="14"/>
+                <w:szCs w:val="14"/>
+              </w:rPr>
+              <w:t>【イベント名】{{</w:t>
+            </w:r>
+            <w:proofErr w:type="spellStart"/>
+            <w:r>
+              <w:rPr>
+                <w:rFonts w:ascii="Meiryo" w:eastAsia="Meiryo" w:hAnsi="Meiryo"/>
+                <w:sz w:val="14"/>
+                <w:szCs w:val="14"/>
+              </w:rPr>
+              <w:t>eventName</w:t>
+            </w:r>
+            <w:proofErr w:type="spellEnd"/>
+            <w:r>
+              <w:rPr>
+                <w:rFonts w:ascii="Meiryo" w:eastAsia="Meiryo" w:hAnsi="Meiryo"/>
+                <w:sz w:val="14"/>
+                <w:szCs w:val="14"/>
+              </w:rPr>
+              <w:t>}}</w:t>
             </w:r>
           </w:p>
           <w:p>
             <w:pPr>
               <w:pStyle w:val="TableContents"/>
               <w:rPr>
-                <w:rFonts w:ascii="メイリオ" w:hAnsi="メイリオ" w:eastAsia="メイリオ"/>
-              </w:rPr>
-            </w:pPr>
-            <w:r>
-              <w:rPr>
-                <w:rFonts w:ascii="メイリオ" w:hAnsi="メイリオ" w:eastAsia="メイリオ"/>
-                <w:sz w:val="14"/>
-                <w:szCs w:val="14"/>
-              </w:rPr>
-              <w:t>【日時】</w:t>
-            </w:r>
-            <w:r>
-              <w:rPr>
-                <w:rFonts w:eastAsia="メイリオ" w:ascii="メイリオ" w:hAnsi="メイリオ"/>
-                <w:sz w:val="14"/>
-                <w:szCs w:val="14"/>
-              </w:rPr>
-              <w:t>{{eventDate}}</w:t>
+                <w:rFonts w:ascii="Meiryo" w:eastAsia="Meiryo" w:hAnsi="Meiryo"/>
+              </w:rPr>
+            </w:pPr>
+            <w:r>
+              <w:rPr>
+                <w:rFonts w:ascii="Meiryo" w:eastAsia="Meiryo" w:hAnsi="Meiryo"/>
+                <w:sz w:val="14"/>
+                <w:szCs w:val="14"/>
+              </w:rPr>
+              <w:t>【日時】{{</w:t>
+            </w:r>
+            <w:proofErr w:type="spellStart"/>
+            <w:r>
+              <w:rPr>
+                <w:rFonts w:ascii="Meiryo" w:eastAsia="Meiryo" w:hAnsi="Meiryo"/>
+                <w:sz w:val="14"/>
+                <w:szCs w:val="14"/>
+              </w:rPr>
+              <w:t>eventDate</w:t>
+            </w:r>
+            <w:proofErr w:type="spellEnd"/>
+            <w:r>
+              <w:rPr>
+                <w:rFonts w:ascii="Meiryo" w:eastAsia="Meiryo" w:hAnsi="Meiryo"/>
+                <w:sz w:val="14"/>
+                <w:szCs w:val="14"/>
+              </w:rPr>
+              <w:t>}}</w:t>
             </w:r>
           </w:p>
           <w:p>
             <w:pPr>
               <w:pStyle w:val="TableContents"/>
               <w:rPr>
-                <w:rFonts w:ascii="メイリオ" w:hAnsi="メイリオ" w:eastAsia="メイリオ"/>
-              </w:rPr>
-            </w:pPr>
-            <w:r>
-              <w:rPr>
-                <w:rFonts w:ascii="メイリオ" w:hAnsi="メイリオ" w:eastAsia="メイリオ"/>
-                <w:sz w:val="14"/>
-                <w:szCs w:val="14"/>
-              </w:rPr>
-              <w:t>【店舗】</w:t>
-            </w:r>
-            <w:r>
-              <w:rPr>
-                <w:rFonts w:eastAsia="メイリオ" w:ascii="メイリオ" w:hAnsi="メイリオ"/>
-                <w:sz w:val="14"/>
-                <w:szCs w:val="14"/>
-              </w:rPr>
-              <w:t>{{shopName}}</w:t>
+                <w:rFonts w:ascii="Meiryo" w:eastAsia="Meiryo" w:hAnsi="Meiryo"/>
+              </w:rPr>
+            </w:pPr>
+            <w:r>
+              <w:rPr>
+                <w:rFonts w:ascii="Meiryo" w:eastAsia="Meiryo" w:hAnsi="Meiryo"/>
+                <w:sz w:val="14"/>
+                <w:szCs w:val="14"/>
+              </w:rPr>
+              <w:t>【店舗】{{</w:t>
+            </w:r>
+            <w:proofErr w:type="spellStart"/>
+            <w:r>
+              <w:rPr>
+                <w:rFonts w:ascii="Meiryo" w:eastAsia="Meiryo" w:hAnsi="Meiryo"/>
+                <w:sz w:val="14"/>
+                <w:szCs w:val="14"/>
+              </w:rPr>
+              <w:t>shopName</w:t>
+            </w:r>
+            <w:proofErr w:type="spellEnd"/>
+            <w:r>
+              <w:rPr>
+                <w:rFonts w:ascii="Meiryo" w:eastAsia="Meiryo" w:hAnsi="Meiryo"/>
+                <w:sz w:val="14"/>
+                <w:szCs w:val="14"/>
+              </w:rPr>
+              <w:t>}}</w:t>
             </w:r>
           </w:p>
           <w:p>
             <w:pPr>
               <w:pStyle w:val="TableContents"/>
               <w:rPr>
-                <w:rFonts w:ascii="メイリオ" w:hAnsi="メイリオ" w:eastAsia="メイリオ"/>
-              </w:rPr>
-            </w:pPr>
-            <w:r>
-              <w:rPr>
-                <w:rFonts w:ascii="メイリオ" w:hAnsi="メイリオ" w:eastAsia="メイリオ"/>
-                <w:sz w:val="14"/>
-                <w:szCs w:val="14"/>
-              </w:rPr>
-              <w:t>【イベントページ】</w:t>
-            </w:r>
-            <w:r>
-              <w:rPr>
-                <w:rFonts w:eastAsia="メイリオ" w:ascii="メイリオ" w:hAnsi="メイリオ"/>
-                <w:sz w:val="14"/>
-                <w:szCs w:val="14"/>
-              </w:rPr>
-              <w:t>{{eventUrl}}</w:t>
+                <w:rFonts w:ascii="Meiryo" w:eastAsia="Meiryo" w:hAnsi="Meiryo"/>
+                <w:sz w:val="14"/>
+                <w:szCs w:val="14"/>
+              </w:rPr>
+            </w:pPr>
+            <w:r>
+              <w:rPr>
+                <w:rFonts w:ascii="Meiryo" w:eastAsia="Meiryo" w:hAnsi="Meiryo"/>
+                <w:sz w:val="14"/>
+                <w:szCs w:val="14"/>
+              </w:rPr>
+              <w:t>【イベントページ】{{</w:t>
+            </w:r>
+            <w:proofErr w:type="spellStart"/>
+            <w:r>
+              <w:rPr>
+                <w:rFonts w:ascii="Meiryo" w:eastAsia="Meiryo" w:hAnsi="Meiryo"/>
+                <w:sz w:val="14"/>
+                <w:szCs w:val="14"/>
+              </w:rPr>
+              <w:t>eventUrl</w:t>
+            </w:r>
+            <w:proofErr w:type="spellEnd"/>
+            <w:r>
+              <w:rPr>
+                <w:rFonts w:ascii="Meiryo" w:eastAsia="Meiryo" w:hAnsi="Meiryo"/>
+                <w:sz w:val="14"/>
+                <w:szCs w:val="14"/>
+              </w:rPr>
+              <w:t>}}</w:t>
             </w:r>
           </w:p>
           <w:p>
             <w:pPr>
               <w:pStyle w:val="TableContents"/>
               <w:rPr>
-                <w:rFonts w:ascii="メイリオ" w:hAnsi="メイリオ" w:eastAsia="メイリオ"/>
-              </w:rPr>
-            </w:pPr>
-            <w:r>
-              <w:rPr>
-                <w:rFonts w:eastAsia="メイリオ" w:ascii="メイリオ" w:hAnsi="メイリオ"/>
-                <w:sz w:val="14"/>
-                <w:szCs w:val="14"/>
-              </w:rPr>
-              <w:t>※</w:t>
-            </w:r>
-            <w:r>
-              <w:rPr>
-                <w:rFonts w:ascii="メイリオ" w:hAnsi="メイリオ" w:eastAsia="メイリオ"/>
-                <w:sz w:val="14"/>
-                <w:szCs w:val="14"/>
-              </w:rPr>
-              <w:t>印は軽減税率対象です。</w:t>
+                <w:rFonts w:ascii="Meiryo" w:eastAsia="Meiryo" w:hAnsi="Meiryo"/>
+              </w:rPr>
+            </w:pPr>
+            <w:r>
+              <w:rPr>
+                <w:rFonts w:ascii="Meiryo" w:eastAsia="Meiryo" w:hAnsi="Meiryo" w:hint="eastAsia"/>
+                <w:sz w:val="14"/>
+                <w:szCs w:val="14"/>
+              </w:rPr>
+              <w:t>「</w:t>
+            </w:r>
+            <w:r>
+              <w:rPr>
+                <w:rFonts w:ascii="Meiryo" w:eastAsia="Meiryo" w:hAnsi="Meiryo"/>
+                <w:sz w:val="14"/>
+                <w:szCs w:val="14"/>
+              </w:rPr>
+              <w:t>請求</w:t>
+            </w:r>
+            <w:r>
+              <w:rPr>
+                <w:rFonts w:ascii="Meiryo" w:eastAsia="Meiryo" w:hAnsi="Meiryo" w:hint="eastAsia"/>
+                <w:sz w:val="14"/>
+                <w:szCs w:val="14"/>
+              </w:rPr>
+              <w:t>書払い</w:t>
+            </w:r>
+            <w:r>
+              <w:rPr>
+                <w:rFonts w:ascii="Meiryo" w:eastAsia="Meiryo" w:hAnsi="Meiryo"/>
+                <w:sz w:val="14"/>
+                <w:szCs w:val="14"/>
+              </w:rPr>
+              <w:t>手数料</w:t>
+            </w:r>
+            <w:r>
+              <w:rPr>
+                <w:rFonts w:ascii="Meiryo" w:eastAsia="Meiryo" w:hAnsi="Meiryo" w:hint="eastAsia"/>
+                <w:sz w:val="14"/>
+                <w:szCs w:val="14"/>
+              </w:rPr>
+              <w:t>」</w:t>
+            </w:r>
+            <w:r>
+              <w:rPr>
+                <w:rFonts w:ascii="Meiryo" w:eastAsia="Meiryo" w:hAnsi="Meiryo"/>
+                <w:sz w:val="14"/>
+                <w:szCs w:val="14"/>
+              </w:rPr>
+              <w:t>として、</w:t>
+            </w:r>
+            <w:r>
+              <w:rPr>
+                <w:rFonts w:ascii="Meiryo" w:eastAsia="Meiryo" w:hAnsi="Meiryo" w:hint="eastAsia"/>
+                <w:sz w:val="14"/>
+                <w:szCs w:val="14"/>
+              </w:rPr>
+              <w:t>お支払い</w:t>
+            </w:r>
+            <w:r>
+              <w:rPr>
+                <w:rFonts w:ascii="Meiryo" w:eastAsia="Meiryo" w:hAnsi="Meiryo"/>
+                <w:sz w:val="14"/>
+                <w:szCs w:val="14"/>
+              </w:rPr>
+              <w:t>金額</w:t>
+            </w:r>
+            <w:r>
+              <w:rPr>
+                <w:rFonts w:ascii="Meiryo" w:eastAsia="Meiryo" w:hAnsi="Meiryo" w:hint="eastAsia"/>
+                <w:sz w:val="14"/>
+                <w:szCs w:val="14"/>
+              </w:rPr>
+              <w:t>に</w:t>
+            </w:r>
+            <w:r>
+              <w:rPr>
+                <w:rFonts w:ascii="Meiryo" w:eastAsia="Meiryo" w:hAnsi="Meiryo"/>
+                <w:sz w:val="14"/>
+                <w:szCs w:val="14"/>
+              </w:rPr>
+              <w:t>10%を</w:t>
+            </w:r>
+            <w:r>
+              <w:rPr>
+                <w:rFonts w:ascii="Meiryo" w:eastAsia="Meiryo" w:hAnsi="Meiryo" w:hint="eastAsia"/>
+                <w:sz w:val="14"/>
+                <w:szCs w:val="14"/>
+              </w:rPr>
+              <w:t>加算してご請求させて</w:t>
+            </w:r>
+            <w:r>
+              <w:rPr>
+                <w:rFonts w:ascii="Meiryo" w:eastAsia="Meiryo" w:hAnsi="Meiryo"/>
+                <w:sz w:val="14"/>
+                <w:szCs w:val="14"/>
+              </w:rPr>
+              <w:t>いただいております。</w:t>
+            </w:r>
+            <w:r>
+              <w:rPr>
+                <w:rFonts w:ascii="Meiryo" w:eastAsia="Meiryo" w:hAnsi="Meiryo"/>
+                <w:sz w:val="14"/>
+                <w:szCs w:val="14"/>
+              </w:rPr>
+              <w:t>※印は軽減税率対象です。</w:t>
             </w:r>
           </w:p>
         </w:tc>
@@ -2314,37 +2128,30 @@
       <w:pPr>
         <w:pStyle w:val="LO-normal"/>
         <w:rPr>
-          <w:rFonts w:ascii="Meiryo" w:hAnsi="Meiryo" w:eastAsia="Meiryo"/>
+          <w:rFonts w:ascii="Meiryo" w:eastAsia="Meiryo" w:hAnsi="Meiryo"/>
           <w:sz w:val="18"/>
           <w:szCs w:val="18"/>
         </w:rPr>
       </w:pPr>
-      <w:r>
-        <w:rPr>
-          <w:rFonts w:eastAsia="Meiryo" w:ascii="Meiryo" w:hAnsi="Meiryo"/>
-          <w:sz w:val="18"/>
-          <w:szCs w:val="18"/>
-        </w:rPr>
-      </w:r>
     </w:p>
     <w:sectPr>
       <w:type w:val="continuous"/>
       <w:pgSz w:w="11906" w:h="16838"/>
-      <w:pgMar w:left="1134" w:right="1134" w:gutter="0" w:header="0" w:top="432" w:footer="0" w:bottom="0"/>
-      <w:formProt w:val="false"/>
-      <w:textDirection w:val="lrTb"/>
-      <w:docGrid w:type="default" w:linePitch="100" w:charSpace="0"/>
+      <w:pgMar w:top="432" w:right="1134" w:bottom="0" w:left="1134" w:header="0" w:footer="0" w:gutter="0"/>
+      <w:cols w:space="720"/>
+      <w:formProt w:val="0"/>
+      <w:docGrid w:linePitch="100"/>
     </w:sectPr>
   </w:body>
 </w:document>
 </file>
 
 <file path=word/styles.xml><?xml version="1.0" encoding="utf-8"?>
-<w:styles xmlns:w="http://schemas.openxmlformats.org/wordprocessingml/2006/main" xmlns:w14="http://schemas.microsoft.com/office/word/2010/wordml" xmlns:mc="http://schemas.openxmlformats.org/markup-compatibility/2006" mc:Ignorable="w14">
+<w:styles xmlns:mc="http://schemas.openxmlformats.org/markup-compatibility/2006" xmlns:r="http://schemas.openxmlformats.org/officeDocument/2006/relationships" xmlns:w="http://schemas.openxmlformats.org/wordprocessingml/2006/main" xmlns:w14="http://schemas.microsoft.com/office/word/2010/wordml" xmlns:w15="http://schemas.microsoft.com/office/word/2012/wordml" xmlns:w16cex="http://schemas.microsoft.com/office/word/2018/wordml/cex" xmlns:w16cid="http://schemas.microsoft.com/office/word/2016/wordml/cid" xmlns:w16="http://schemas.microsoft.com/office/word/2018/wordml" xmlns:w16du="http://schemas.microsoft.com/office/word/2023/wordml/word16du" xmlns:w16sdtdh="http://schemas.microsoft.com/office/word/2020/wordml/sdtdatahash" xmlns:w16sdtfl="http://schemas.microsoft.com/office/word/2024/wordml/sdtformatlock" xmlns:w16se="http://schemas.microsoft.com/office/word/2015/wordml/symex" mc:Ignorable="w14 w15 w16se w16cid w16 w16cex w16sdtdh w16sdtfl w16du">
   <w:docDefaults>
     <w:rPrDefault>
       <w:rPr>
-        <w:rFonts w:ascii="Liberation Serif" w:hAnsi="Liberation Serif" w:eastAsia="ＭＳ 明朝" w:cs="Liberation Serif"/>
+        <w:rFonts w:ascii="Liberation Serif" w:eastAsia="MS Mincho" w:hAnsi="Liberation Serif" w:cs="Liberation Serif"/>
         <w:sz w:val="24"/>
         <w:szCs w:val="24"/>
         <w:lang w:val="en-US" w:eastAsia="ja-JP" w:bidi="hi-IN"/>
@@ -2352,21 +2159,21 @@
     </w:rPrDefault>
     <w:pPrDefault>
       <w:pPr>
-        <w:suppressAutoHyphens w:val="true"/>
+        <w:suppressAutoHyphens/>
       </w:pPr>
     </w:pPrDefault>
   </w:docDefaults>
   <w:latentStyles w:defLockedState="0" w:defUIPriority="99" w:defSemiHidden="0" w:defUnhideWhenUsed="0" w:defQFormat="0" w:count="376">
     <w:lsdException w:name="Normal" w:uiPriority="0" w:qFormat="1"/>
     <w:lsdException w:name="heading 1" w:uiPriority="9" w:qFormat="1"/>
-    <w:lsdException w:name="heading 2" w:uiPriority="9" w:semiHidden="1" w:unhideWhenUsed="1" w:qFormat="1"/>
-    <w:lsdException w:name="heading 3" w:uiPriority="9" w:semiHidden="1" w:unhideWhenUsed="1" w:qFormat="1"/>
-    <w:lsdException w:name="heading 4" w:uiPriority="9" w:semiHidden="1" w:unhideWhenUsed="1" w:qFormat="1"/>
-    <w:lsdException w:name="heading 5" w:uiPriority="9" w:semiHidden="1" w:unhideWhenUsed="1" w:qFormat="1"/>
-    <w:lsdException w:name="heading 6" w:uiPriority="9" w:semiHidden="1" w:unhideWhenUsed="1" w:qFormat="1"/>
-    <w:lsdException w:name="heading 7" w:uiPriority="9" w:semiHidden="1" w:unhideWhenUsed="1" w:qFormat="1"/>
-    <w:lsdException w:name="heading 8" w:uiPriority="9" w:semiHidden="1" w:unhideWhenUsed="1" w:qFormat="1"/>
-    <w:lsdException w:name="heading 9" w:uiPriority="9" w:semiHidden="1" w:unhideWhenUsed="1" w:qFormat="1"/>
+    <w:lsdException w:name="heading 2" w:semiHidden="1" w:uiPriority="9" w:unhideWhenUsed="1" w:qFormat="1"/>
+    <w:lsdException w:name="heading 3" w:semiHidden="1" w:uiPriority="9" w:unhideWhenUsed="1" w:qFormat="1"/>
+    <w:lsdException w:name="heading 4" w:semiHidden="1" w:uiPriority="9" w:unhideWhenUsed="1" w:qFormat="1"/>
+    <w:lsdException w:name="heading 5" w:semiHidden="1" w:uiPriority="9" w:unhideWhenUsed="1" w:qFormat="1"/>
+    <w:lsdException w:name="heading 6" w:semiHidden="1" w:uiPriority="9" w:unhideWhenUsed="1" w:qFormat="1"/>
+    <w:lsdException w:name="heading 7" w:semiHidden="1" w:uiPriority="9" w:unhideWhenUsed="1" w:qFormat="1"/>
+    <w:lsdException w:name="heading 8" w:semiHidden="1" w:uiPriority="9" w:unhideWhenUsed="1" w:qFormat="1"/>
+    <w:lsdException w:name="heading 9" w:semiHidden="1" w:uiPriority="9" w:unhideWhenUsed="1" w:qFormat="1"/>
     <w:lsdException w:name="index 1" w:semiHidden="1" w:unhideWhenUsed="1"/>
     <w:lsdException w:name="index 2" w:semiHidden="1" w:unhideWhenUsed="1"/>
     <w:lsdException w:name="index 3" w:semiHidden="1" w:unhideWhenUsed="1"/>
@@ -2376,22 +2183,22 @@
     <w:lsdException w:name="index 7" w:semiHidden="1" w:unhideWhenUsed="1"/>
     <w:lsdException w:name="index 8" w:semiHidden="1" w:unhideWhenUsed="1"/>
     <w:lsdException w:name="index 9" w:semiHidden="1" w:unhideWhenUsed="1"/>
-    <w:lsdException w:name="toc 1" w:uiPriority="39" w:semiHidden="1" w:unhideWhenUsed="1"/>
-    <w:lsdException w:name="toc 2" w:uiPriority="39" w:semiHidden="1" w:unhideWhenUsed="1"/>
-    <w:lsdException w:name="toc 3" w:uiPriority="39" w:semiHidden="1" w:unhideWhenUsed="1"/>
-    <w:lsdException w:name="toc 4" w:uiPriority="39" w:semiHidden="1" w:unhideWhenUsed="1"/>
-    <w:lsdException w:name="toc 5" w:uiPriority="39" w:semiHidden="1" w:unhideWhenUsed="1"/>
-    <w:lsdException w:name="toc 6" w:uiPriority="39" w:semiHidden="1" w:unhideWhenUsed="1"/>
-    <w:lsdException w:name="toc 7" w:uiPriority="39" w:semiHidden="1" w:unhideWhenUsed="1"/>
-    <w:lsdException w:name="toc 8" w:uiPriority="39" w:semiHidden="1" w:unhideWhenUsed="1"/>
-    <w:lsdException w:name="toc 9" w:uiPriority="39" w:semiHidden="1" w:unhideWhenUsed="1"/>
+    <w:lsdException w:name="toc 1" w:semiHidden="1" w:uiPriority="39" w:unhideWhenUsed="1"/>
+    <w:lsdException w:name="toc 2" w:semiHidden="1" w:uiPriority="39" w:unhideWhenUsed="1"/>
+    <w:lsdException w:name="toc 3" w:semiHidden="1" w:uiPriority="39" w:unhideWhenUsed="1"/>
+    <w:lsdException w:name="toc 4" w:semiHidden="1" w:uiPriority="39" w:unhideWhenUsed="1"/>
+    <w:lsdException w:name="toc 5" w:semiHidden="1" w:uiPriority="39" w:unhideWhenUsed="1"/>
+    <w:lsdException w:name="toc 6" w:semiHidden="1" w:uiPriority="39" w:unhideWhenUsed="1"/>
+    <w:lsdException w:name="toc 7" w:semiHidden="1" w:uiPriority="39" w:unhideWhenUsed="1"/>
+    <w:lsdException w:name="toc 8" w:semiHidden="1" w:uiPriority="39" w:unhideWhenUsed="1"/>
+    <w:lsdException w:name="toc 9" w:semiHidden="1" w:uiPriority="39" w:unhideWhenUsed="1"/>
     <w:lsdException w:name="Normal Indent" w:semiHidden="1" w:unhideWhenUsed="1"/>
     <w:lsdException w:name="footnote text" w:semiHidden="1" w:unhideWhenUsed="1"/>
     <w:lsdException w:name="annotation text" w:semiHidden="1" w:unhideWhenUsed="1"/>
     <w:lsdException w:name="header" w:semiHidden="1" w:unhideWhenUsed="1"/>
     <w:lsdException w:name="footer" w:semiHidden="1" w:unhideWhenUsed="1"/>
     <w:lsdException w:name="index heading" w:semiHidden="1" w:unhideWhenUsed="1"/>
-    <w:lsdException w:name="caption" w:uiPriority="35" w:semiHidden="1" w:unhideWhenUsed="1" w:qFormat="1"/>
+    <w:lsdException w:name="caption" w:semiHidden="1" w:uiPriority="35" w:unhideWhenUsed="1" w:qFormat="1"/>
     <w:lsdException w:name="table of figures" w:semiHidden="1" w:unhideWhenUsed="1"/>
     <w:lsdException w:name="envelope address" w:semiHidden="1" w:unhideWhenUsed="1"/>
     <w:lsdException w:name="envelope return" w:semiHidden="1" w:unhideWhenUsed="1"/>
@@ -2422,7 +2229,7 @@
     <w:lsdException w:name="Title" w:uiPriority="10" w:qFormat="1"/>
     <w:lsdException w:name="Closing" w:semiHidden="1" w:unhideWhenUsed="1"/>
     <w:lsdException w:name="Signature" w:semiHidden="1" w:unhideWhenUsed="1"/>
-    <w:lsdException w:name="Default Paragraph Font" w:uiPriority="1" w:semiHidden="1" w:unhideWhenUsed="1"/>
+    <w:lsdException w:name="Default Paragraph Font" w:semiHidden="1" w:uiPriority="1" w:unhideWhenUsed="1"/>
     <w:lsdException w:name="Body Text" w:semiHidden="1" w:unhideWhenUsed="1"/>
     <w:lsdException w:name="Body Text Indent" w:semiHidden="1" w:unhideWhenUsed="1"/>
     <w:lsdException w:name="List Continue" w:semiHidden="1" w:unhideWhenUsed="1"/>
@@ -2622,8 +2429,8 @@
     <w:lsdException w:name="Subtle Reference" w:uiPriority="31" w:qFormat="1"/>
     <w:lsdException w:name="Intense Reference" w:uiPriority="32" w:qFormat="1"/>
     <w:lsdException w:name="Book Title" w:uiPriority="33" w:qFormat="1"/>
-    <w:lsdException w:name="Bibliography" w:uiPriority="37" w:semiHidden="1" w:unhideWhenUsed="1"/>
-    <w:lsdException w:name="TOC Heading" w:uiPriority="39" w:semiHidden="1" w:unhideWhenUsed="1" w:qFormat="1"/>
+    <w:lsdException w:name="Bibliography" w:semiHidden="1" w:uiPriority="37" w:unhideWhenUsed="1"/>
+    <w:lsdException w:name="TOC Heading" w:semiHidden="1" w:uiPriority="39" w:unhideWhenUsed="1" w:qFormat="1"/>
     <w:lsdException w:name="Plain Table 1" w:uiPriority="41"/>
     <w:lsdException w:name="Plain Table 2" w:uiPriority="42"/>
     <w:lsdException w:name="Plain Table 3" w:uiPriority="43"/>
@@ -2734,33 +2541,21 @@
     <w:lsdException w:name="Unresolved Mention" w:semiHidden="1" w:unhideWhenUsed="1"/>
     <w:lsdException w:name="Smart Link" w:semiHidden="1" w:unhideWhenUsed="1"/>
   </w:latentStyles>
-  <w:style w:type="paragraph" w:styleId="Normal" w:default="1">
+  <w:style w:type="paragraph" w:default="1" w:styleId="a">
     <w:name w:val="Normal"/>
     <w:qFormat/>
-    <w:pPr>
-      <w:widowControl/>
-      <w:suppressAutoHyphens w:val="true"/>
-      <w:bidi w:val="0"/>
-      <w:spacing w:before="0" w:after="0"/>
-      <w:jc w:val="left"/>
-    </w:pPr>
     <w:rPr>
-      <w:rFonts w:ascii="Liberation Serif" w:hAnsi="Liberation Serif" w:eastAsia="Liberation Serif" w:cs="Liberation Serif"/>
-      <w:color w:val="auto"/>
-      <w:kern w:val="0"/>
-      <w:sz w:val="24"/>
-      <w:szCs w:val="24"/>
-      <w:lang w:val="en-US" w:eastAsia="ja-JP" w:bidi="hi-IN"/>
+      <w:rFonts w:eastAsia="Liberation Serif"/>
     </w:rPr>
   </w:style>
-  <w:style w:type="paragraph" w:styleId="Heading1">
-    <w:name w:val="Heading 1"/>
+  <w:style w:type="paragraph" w:styleId="1">
+    <w:name w:val="heading 1"/>
     <w:basedOn w:val="LO-normal"/>
     <w:next w:val="LO-normal"/>
     <w:uiPriority w:val="9"/>
     <w:qFormat/>
     <w:pPr>
-      <w:keepNext w:val="true"/>
+      <w:keepNext/>
       <w:keepLines/>
       <w:spacing w:before="480" w:after="120"/>
       <w:outlineLvl w:val="0"/>
@@ -2771,8 +2566,8 @@
       <w:szCs w:val="48"/>
     </w:rPr>
   </w:style>
-  <w:style w:type="paragraph" w:styleId="Heading2">
-    <w:name w:val="Heading 2"/>
+  <w:style w:type="paragraph" w:styleId="2">
+    <w:name w:val="heading 2"/>
     <w:basedOn w:val="LO-normal"/>
     <w:next w:val="LO-normal"/>
     <w:uiPriority w:val="9"/>
@@ -2780,7 +2575,7 @@
     <w:unhideWhenUsed/>
     <w:qFormat/>
     <w:pPr>
-      <w:keepNext w:val="true"/>
+      <w:keepNext/>
       <w:keepLines/>
       <w:spacing w:before="360" w:after="80"/>
       <w:outlineLvl w:val="1"/>
@@ -2791,8 +2586,8 @@
       <w:szCs w:val="36"/>
     </w:rPr>
   </w:style>
-  <w:style w:type="paragraph" w:styleId="Heading3">
-    <w:name w:val="Heading 3"/>
+  <w:style w:type="paragraph" w:styleId="3">
+    <w:name w:val="heading 3"/>
     <w:basedOn w:val="LO-normal"/>
     <w:next w:val="LO-normal"/>
     <w:uiPriority w:val="9"/>
@@ -2800,7 +2595,7 @@
     <w:unhideWhenUsed/>
     <w:qFormat/>
     <w:pPr>
-      <w:keepNext w:val="true"/>
+      <w:keepNext/>
       <w:keepLines/>
       <w:spacing w:before="280" w:after="80"/>
       <w:outlineLvl w:val="2"/>
@@ -2811,8 +2606,8 @@
       <w:szCs w:val="28"/>
     </w:rPr>
   </w:style>
-  <w:style w:type="paragraph" w:styleId="Heading4">
-    <w:name w:val="Heading 4"/>
+  <w:style w:type="paragraph" w:styleId="4">
+    <w:name w:val="heading 4"/>
     <w:basedOn w:val="LO-normal"/>
     <w:next w:val="LO-normal"/>
     <w:uiPriority w:val="9"/>
@@ -2820,7 +2615,7 @@
     <w:unhideWhenUsed/>
     <w:qFormat/>
     <w:pPr>
-      <w:keepNext w:val="true"/>
+      <w:keepNext/>
       <w:keepLines/>
       <w:spacing w:before="240" w:after="40"/>
       <w:outlineLvl w:val="3"/>
@@ -2829,8 +2624,8 @@
       <w:b/>
     </w:rPr>
   </w:style>
-  <w:style w:type="paragraph" w:styleId="Heading5">
-    <w:name w:val="Heading 5"/>
+  <w:style w:type="paragraph" w:styleId="5">
+    <w:name w:val="heading 5"/>
     <w:basedOn w:val="LO-normal"/>
     <w:next w:val="LO-normal"/>
     <w:uiPriority w:val="9"/>
@@ -2838,7 +2633,7 @@
     <w:unhideWhenUsed/>
     <w:qFormat/>
     <w:pPr>
-      <w:keepNext w:val="true"/>
+      <w:keepNext/>
       <w:keepLines/>
       <w:spacing w:before="220" w:after="40"/>
       <w:outlineLvl w:val="4"/>
@@ -2849,8 +2644,8 @@
       <w:szCs w:val="22"/>
     </w:rPr>
   </w:style>
-  <w:style w:type="paragraph" w:styleId="Heading6">
-    <w:name w:val="Heading 6"/>
+  <w:style w:type="paragraph" w:styleId="6">
+    <w:name w:val="heading 6"/>
     <w:basedOn w:val="LO-normal"/>
     <w:next w:val="LO-normal"/>
     <w:uiPriority w:val="9"/>
@@ -2858,7 +2653,7 @@
     <w:unhideWhenUsed/>
     <w:qFormat/>
     <w:pPr>
-      <w:keepNext w:val="true"/>
+      <w:keepNext/>
       <w:keepLines/>
       <w:spacing w:before="200" w:after="40"/>
       <w:outlineLvl w:val="5"/>
@@ -2869,61 +2664,78 @@
       <w:szCs w:val="20"/>
     </w:rPr>
   </w:style>
-  <w:style w:type="character" w:styleId="DefaultParagraphFont" w:default="1">
+  <w:style w:type="character" w:default="1" w:styleId="a0">
     <w:name w:val="Default Paragraph Font"/>
     <w:uiPriority w:val="1"/>
     <w:semiHidden/>
     <w:unhideWhenUsed/>
-    <w:qFormat/>
-    <w:rPr/>
   </w:style>
-  <w:style w:type="character" w:styleId="Style8" w:customStyle="1">
+  <w:style w:type="table" w:default="1" w:styleId="a1">
+    <w:name w:val="Normal Table"/>
+    <w:uiPriority w:val="99"/>
+    <w:semiHidden/>
+    <w:unhideWhenUsed/>
+    <w:tblPr>
+      <w:tblInd w:w="0" w:type="dxa"/>
+      <w:tblCellMar>
+        <w:top w:w="0" w:type="dxa"/>
+        <w:left w:w="108" w:type="dxa"/>
+        <w:bottom w:w="0" w:type="dxa"/>
+        <w:right w:w="108" w:type="dxa"/>
+      </w:tblCellMar>
+    </w:tblPr>
+  </w:style>
+  <w:style w:type="numbering" w:default="1" w:styleId="a2">
+    <w:name w:val="No List"/>
+    <w:uiPriority w:val="99"/>
+    <w:semiHidden/>
+    <w:unhideWhenUsed/>
+  </w:style>
+  <w:style w:type="character" w:customStyle="1" w:styleId="a3">
     <w:name w:val="日付 (文字)"/>
-    <w:basedOn w:val="DefaultParagraphFont"/>
-    <w:link w:val="Date"/>
+    <w:basedOn w:val="a0"/>
+    <w:link w:val="a4"/>
     <w:uiPriority w:val="99"/>
     <w:semiHidden/>
     <w:qFormat/>
-    <w:rsid w:val="00120a97"/>
+    <w:rsid w:val="00120A97"/>
     <w:rPr>
       <w:rFonts w:eastAsia="Liberation Serif" w:cs="Mangal"/>
       <w:szCs w:val="21"/>
     </w:rPr>
   </w:style>
-  <w:style w:type="paragraph" w:styleId="Heading" w:customStyle="1">
+  <w:style w:type="paragraph" w:customStyle="1" w:styleId="Heading">
     <w:name w:val="Heading"/>
-    <w:basedOn w:val="Normal"/>
-    <w:next w:val="BodyText"/>
+    <w:basedOn w:val="a"/>
+    <w:next w:val="a5"/>
     <w:qFormat/>
     <w:pPr>
-      <w:keepNext w:val="true"/>
+      <w:keepNext/>
       <w:spacing w:before="240" w:after="120"/>
     </w:pPr>
     <w:rPr>
-      <w:rFonts w:ascii="Liberation Sans" w:hAnsi="Liberation Sans" w:eastAsia="Noto Sans CJK JP" w:cs="Noto Sans CJK JP"/>
+      <w:rFonts w:ascii="Liberation Sans" w:eastAsia="Noto Sans CJK JP" w:hAnsi="Liberation Sans" w:cs="Noto Sans CJK JP"/>
       <w:sz w:val="28"/>
       <w:szCs w:val="28"/>
     </w:rPr>
   </w:style>
-  <w:style w:type="paragraph" w:styleId="BodyText">
+  <w:style w:type="paragraph" w:styleId="a5">
     <w:name w:val="Body Text"/>
-    <w:basedOn w:val="Normal"/>
+    <w:basedOn w:val="a"/>
     <w:pPr>
-      <w:spacing w:lineRule="auto" w:line="276" w:before="0" w:after="140"/>
+      <w:spacing w:after="140" w:line="276" w:lineRule="auto"/>
     </w:pPr>
-    <w:rPr/>
   </w:style>
-  <w:style w:type="paragraph" w:styleId="List">
+  <w:style w:type="paragraph" w:styleId="a6">
     <w:name w:val="List"/>
-    <w:basedOn w:val="BodyText"/>
-    <w:pPr/>
+    <w:basedOn w:val="a5"/>
     <w:rPr>
       <w:rFonts w:cs="Noto Sans CJK JP"/>
     </w:rPr>
   </w:style>
-  <w:style w:type="paragraph" w:styleId="Caption">
-    <w:name w:val="Caption"/>
-    <w:basedOn w:val="Normal"/>
+  <w:style w:type="paragraph" w:styleId="a7">
+    <w:name w:val="caption"/>
+    <w:basedOn w:val="a"/>
     <w:qFormat/>
     <w:pPr>
       <w:suppressLineNumbers/>
@@ -2935,9 +2747,9 @@
       <w:iCs/>
     </w:rPr>
   </w:style>
-  <w:style w:type="paragraph" w:styleId="Index" w:customStyle="1">
+  <w:style w:type="paragraph" w:customStyle="1" w:styleId="Index">
     <w:name w:val="Index"/>
-    <w:basedOn w:val="Normal"/>
+    <w:basedOn w:val="a"/>
     <w:qFormat/>
     <w:pPr>
       <w:suppressLineNumbers/>
@@ -2946,33 +2758,21 @@
       <w:rFonts w:cs="Noto Sans CJK JP"/>
     </w:rPr>
   </w:style>
-  <w:style w:type="paragraph" w:styleId="LO-normal" w:customStyle="1">
+  <w:style w:type="paragraph" w:customStyle="1" w:styleId="LO-normal">
     <w:name w:val="LO-normal"/>
     <w:qFormat/>
-    <w:pPr>
-      <w:widowControl/>
-      <w:suppressAutoHyphens w:val="true"/>
-      <w:bidi w:val="0"/>
-      <w:spacing w:before="0" w:after="0"/>
-      <w:jc w:val="left"/>
-    </w:pPr>
     <w:rPr>
-      <w:rFonts w:ascii="Liberation Serif" w:hAnsi="Liberation Serif" w:eastAsia="Liberation Serif" w:cs="Liberation Serif"/>
-      <w:color w:val="auto"/>
-      <w:kern w:val="0"/>
-      <w:sz w:val="24"/>
-      <w:szCs w:val="24"/>
-      <w:lang w:val="en-US" w:eastAsia="ja-JP" w:bidi="hi-IN"/>
+      <w:rFonts w:eastAsia="Liberation Serif"/>
     </w:rPr>
   </w:style>
-  <w:style w:type="paragraph" w:styleId="Title">
+  <w:style w:type="paragraph" w:styleId="a8">
     <w:name w:val="Title"/>
     <w:basedOn w:val="LO-normal"/>
     <w:next w:val="LO-normal"/>
     <w:uiPriority w:val="10"/>
     <w:qFormat/>
     <w:pPr>
-      <w:keepNext w:val="true"/>
+      <w:keepNext/>
       <w:keepLines/>
       <w:spacing w:before="480" w:after="120"/>
     </w:pPr>
@@ -2982,36 +2782,35 @@
       <w:szCs w:val="72"/>
     </w:rPr>
   </w:style>
-  <w:style w:type="paragraph" w:styleId="Subtitle">
+  <w:style w:type="paragraph" w:styleId="a9">
     <w:name w:val="Subtitle"/>
     <w:basedOn w:val="LO-normal"/>
     <w:next w:val="LO-normal"/>
     <w:uiPriority w:val="11"/>
     <w:qFormat/>
     <w:pPr>
-      <w:keepNext w:val="true"/>
+      <w:keepNext/>
       <w:keepLines/>
       <w:spacing w:before="360" w:after="80"/>
     </w:pPr>
     <w:rPr>
-      <w:rFonts w:ascii="Georgia" w:hAnsi="Georgia" w:eastAsia="Georgia" w:cs="Georgia"/>
+      <w:rFonts w:ascii="Georgia" w:eastAsia="Georgia" w:hAnsi="Georgia" w:cs="Georgia"/>
       <w:i/>
       <w:color w:val="666666"/>
       <w:sz w:val="48"/>
       <w:szCs w:val="48"/>
     </w:rPr>
   </w:style>
-  <w:style w:type="paragraph" w:styleId="TableContents" w:customStyle="1">
+  <w:style w:type="paragraph" w:customStyle="1" w:styleId="TableContents">
     <w:name w:val="Table Contents"/>
-    <w:basedOn w:val="Normal"/>
+    <w:basedOn w:val="a"/>
     <w:qFormat/>
     <w:pPr>
-      <w:widowControl w:val="false"/>
+      <w:widowControl w:val="0"/>
       <w:suppressLineNumbers/>
     </w:pPr>
-    <w:rPr/>
   </w:style>
-  <w:style w:type="paragraph" w:styleId="TableHeading" w:customStyle="1">
+  <w:style w:type="paragraph" w:customStyle="1" w:styleId="TableHeading">
     <w:name w:val="Table Heading"/>
     <w:basedOn w:val="TableContents"/>
     <w:qFormat/>
@@ -3023,49 +2822,25 @@
       <w:bCs/>
     </w:rPr>
   </w:style>
-  <w:style w:type="paragraph" w:styleId="FrameContents" w:customStyle="1">
+  <w:style w:type="paragraph" w:customStyle="1" w:styleId="FrameContents">
     <w:name w:val="Frame Contents"/>
-    <w:basedOn w:val="Normal"/>
+    <w:basedOn w:val="a"/>
     <w:qFormat/>
-    <w:pPr/>
-    <w:rPr/>
   </w:style>
-  <w:style w:type="paragraph" w:styleId="Date">
+  <w:style w:type="paragraph" w:styleId="a4">
     <w:name w:val="Date"/>
-    <w:basedOn w:val="Normal"/>
-    <w:next w:val="Normal"/>
-    <w:link w:val="Style8"/>
+    <w:basedOn w:val="a"/>
+    <w:next w:val="a"/>
+    <w:link w:val="a3"/>
     <w:uiPriority w:val="99"/>
     <w:semiHidden/>
     <w:unhideWhenUsed/>
     <w:qFormat/>
-    <w:rsid w:val="00120a97"/>
-    <w:pPr/>
+    <w:rsid w:val="00120A97"/>
     <w:rPr>
       <w:rFonts w:cs="Mangal"/>
       <w:szCs w:val="21"/>
     </w:rPr>
-  </w:style>
-  <w:style w:type="numbering" w:styleId="NoList" w:default="1">
-    <w:name w:val="No List"/>
-    <w:uiPriority w:val="99"/>
-    <w:semiHidden/>
-    <w:unhideWhenUsed/>
-    <w:qFormat/>
-  </w:style>
-  <w:style w:type="table" w:default="1" w:styleId="a1">
-    <w:name w:val="Normal Table"/>
-    <w:uiPriority w:val="99"/>
-    <w:semiHidden/>
-    <w:unhideWhenUsed/>
-    <w:tblPr>
-      <w:tblCellMar>
-        <w:top w:w="0" w:type="dxa"/>
-        <w:left w:w="108" w:type="dxa"/>
-        <w:bottom w:w="0" w:type="dxa"/>
-        <w:right w:w="108" w:type="dxa"/>
-      </w:tblCellMar>
-    </w:tblPr>
   </w:style>
   <w:style w:type="table" w:customStyle="1" w:styleId="TableNormal">
     <w:name w:val="Table Normal"/>
@@ -3082,41 +2857,41 @@
 </file>
 
 <file path=word/theme/theme1.xml><?xml version="1.0" encoding="utf-8"?>
-<a:theme xmlns:a="http://schemas.openxmlformats.org/drawingml/2006/main" xmlns:r="http://schemas.openxmlformats.org/officeDocument/2006/relationships" name="Office Theme">
+<a:theme xmlns:a="http://schemas.openxmlformats.org/drawingml/2006/main" name="Office Theme">
   <a:themeElements>
     <a:clrScheme name="Office">
       <a:dk1>
         <a:srgbClr val="000000"/>
       </a:dk1>
       <a:lt1>
-        <a:srgbClr val="ffffff"/>
+        <a:srgbClr val="FFFFFF"/>
       </a:lt1>
       <a:dk2>
-        <a:srgbClr val="1f497d"/>
+        <a:srgbClr val="1F497D"/>
       </a:dk2>
       <a:lt2>
-        <a:srgbClr val="eeece1"/>
+        <a:srgbClr val="EEECE1"/>
       </a:lt2>
       <a:accent1>
-        <a:srgbClr val="4f81bd"/>
+        <a:srgbClr val="4F81BD"/>
       </a:accent1>
       <a:accent2>
-        <a:srgbClr val="c0504d"/>
+        <a:srgbClr val="C0504D"/>
       </a:accent2>
       <a:accent3>
-        <a:srgbClr val="9bbb59"/>
+        <a:srgbClr val="9BBB59"/>
       </a:accent3>
       <a:accent4>
-        <a:srgbClr val="8064a2"/>
+        <a:srgbClr val="8064A2"/>
       </a:accent4>
       <a:accent5>
-        <a:srgbClr val="4bacc6"/>
+        <a:srgbClr val="4BACC6"/>
       </a:accent5>
       <a:accent6>
-        <a:srgbClr val="f79646"/>
+        <a:srgbClr val="F79646"/>
       </a:accent6>
       <a:hlink>
-        <a:srgbClr val="0000ff"/>
+        <a:srgbClr val="0000FF"/>
       </a:hlink>
       <a:folHlink>
         <a:srgbClr val="800080"/>
@@ -3124,13 +2899,13 @@
     </a:clrScheme>
     <a:fontScheme name="Office">
       <a:majorFont>
-        <a:latin typeface="Calibri" pitchFamily="0" charset="1"/>
-        <a:ea typeface="ＭＳ ゴシック" pitchFamily="0" charset="1"/>
+        <a:latin typeface="Calibri"/>
+        <a:ea typeface="ＭＳ ゴシック"/>
         <a:cs typeface=""/>
       </a:majorFont>
       <a:minorFont>
-        <a:latin typeface="Cambria" pitchFamily="0" charset="1"/>
-        <a:ea typeface="ＭＳ 明朝" pitchFamily="0" charset="1"/>
+        <a:latin typeface="Cambria"/>
+        <a:ea typeface="MS Mincho"/>
         <a:cs typeface=""/>
       </a:minorFont>
     </a:fontScheme>
@@ -3158,7 +2933,7 @@
             </a:gs>
           </a:gsLst>
           <a:lin ang="16200000" scaled="1"/>
-          <a:tileRect l="0" t="0" r="0" b="0"/>
+          <a:tileRect/>
         </a:gradFill>
         <a:gradFill>
           <a:gsLst>
@@ -3176,7 +2951,7 @@
             </a:gs>
           </a:gsLst>
           <a:lin ang="16200000" scaled="0"/>
-          <a:tileRect l="0" t="0" r="0" b="0"/>
+          <a:tileRect/>
         </a:gradFill>
       </a:fillStyleLst>
       <a:lnStyleLst>
@@ -3227,7 +3002,7 @@
           <a:path path="circle">
             <a:fillToRect l="50000" t="-80000" r="50000" b="180000"/>
           </a:path>
-          <a:tileRect l="0" t="0" r="0" b="0"/>
+          <a:tileRect/>
         </a:gradFill>
         <a:gradFill>
           <a:gsLst>
@@ -3245,10 +3020,12 @@
           <a:path path="circle">
             <a:fillToRect l="50000" t="50000" r="50000" b="50000"/>
           </a:path>
-          <a:tileRect l="0" t="0" r="0" b="0"/>
+          <a:tileRect/>
         </a:gradFill>
       </a:bgFillStyleLst>
     </a:fmtScheme>
   </a:themeElements>
+  <a:objectDefaults/>
+  <a:extraClrSchemeLst/>
 </a:theme>
 </file>
--- a/functions/default/templates/eventBillInvoice.docx
+++ b/functions/default/templates/eventBillInvoice.docx
@@ -2012,17 +2012,60 @@
           <w:p>
             <w:pPr>
               <w:pStyle w:val="TableContents"/>
-              <w:rPr>
-                <w:rFonts w:ascii="Meiryo" w:eastAsia="Meiryo" w:hAnsi="Meiryo"/>
-              </w:rPr>
-            </w:pPr>
+              <w:ind w:left="70" w:hangingChars="50" w:hanging="70"/>
+              <w:rPr>
+                <w:rFonts w:ascii="Meiryo" w:eastAsia="Meiryo" w:hAnsi="Meiryo"/>
+                <w:sz w:val="14"/>
+                <w:szCs w:val="14"/>
+              </w:rPr>
+            </w:pPr>
+            <w:r>
+              <w:rPr>
+                <w:rFonts w:ascii="Meiryo" w:eastAsia="Meiryo" w:hAnsi="Meiryo"/>
+                <w:sz w:val="14"/>
+                <w:szCs w:val="14"/>
+              </w:rPr>
+              <w:t xml:space="preserve"> </w:t>
+            </w:r>
+            <w:r>
+              <w:rPr>
+                <w:rFonts w:ascii="Meiryo" w:eastAsia="Meiryo" w:hAnsi="Meiryo"/>
+                <w:sz w:val="14"/>
+                <w:szCs w:val="14"/>
+              </w:rPr>
+              <w:t>(</w:t>
+            </w:r>
+            <w:r>
+              <w:rPr>
+                <w:rFonts w:ascii="Meiryo" w:eastAsia="Meiryo" w:hAnsi="Meiryo"/>
+                <w:sz w:val="14"/>
+                <w:szCs w:val="14"/>
+              </w:rPr>
+              <w:t>※</w:t>
+            </w:r>
+            <w:r>
+              <w:rPr>
+                <w:rFonts w:ascii="Meiryo" w:eastAsia="Meiryo" w:hAnsi="Meiryo"/>
+                <w:sz w:val="14"/>
+                <w:szCs w:val="14"/>
+              </w:rPr>
+              <w:t>)</w:t>
+            </w:r>
+            <w:r>
+              <w:rPr>
+                <w:rFonts w:ascii="Meiryo" w:eastAsia="Meiryo" w:hAnsi="Meiryo"/>
+                <w:sz w:val="14"/>
+                <w:szCs w:val="14"/>
+              </w:rPr>
+              <w:t>印は</w:t>
+            </w:r>
             <w:r>
               <w:rPr>
                 <w:rFonts w:ascii="Meiryo" w:eastAsia="Meiryo" w:hAnsi="Meiryo" w:hint="eastAsia"/>
                 <w:sz w:val="14"/>
                 <w:szCs w:val="14"/>
               </w:rPr>
-              <w:t>「</w:t>
+              <w:t>、</w:t>
             </w:r>
             <w:r>
               <w:rPr>
@@ -2030,95 +2073,7 @@
                 <w:sz w:val="14"/>
                 <w:szCs w:val="14"/>
               </w:rPr>
-              <w:t>請求</w:t>
-            </w:r>
-            <w:r>
-              <w:rPr>
-                <w:rFonts w:ascii="Meiryo" w:eastAsia="Meiryo" w:hAnsi="Meiryo" w:hint="eastAsia"/>
-                <w:sz w:val="14"/>
-                <w:szCs w:val="14"/>
-              </w:rPr>
-              <w:t>書払い</w:t>
-            </w:r>
-            <w:r>
-              <w:rPr>
-                <w:rFonts w:ascii="Meiryo" w:eastAsia="Meiryo" w:hAnsi="Meiryo"/>
-                <w:sz w:val="14"/>
-                <w:szCs w:val="14"/>
-              </w:rPr>
-              <w:t>手数料</w:t>
-            </w:r>
-            <w:r>
-              <w:rPr>
-                <w:rFonts w:ascii="Meiryo" w:eastAsia="Meiryo" w:hAnsi="Meiryo" w:hint="eastAsia"/>
-                <w:sz w:val="14"/>
-                <w:szCs w:val="14"/>
-              </w:rPr>
-              <w:t>」</w:t>
-            </w:r>
-            <w:r>
-              <w:rPr>
-                <w:rFonts w:ascii="Meiryo" w:eastAsia="Meiryo" w:hAnsi="Meiryo"/>
-                <w:sz w:val="14"/>
-                <w:szCs w:val="14"/>
-              </w:rPr>
-              <w:t>として、</w:t>
-            </w:r>
-            <w:r>
-              <w:rPr>
-                <w:rFonts w:ascii="Meiryo" w:eastAsia="Meiryo" w:hAnsi="Meiryo" w:hint="eastAsia"/>
-                <w:sz w:val="14"/>
-                <w:szCs w:val="14"/>
-              </w:rPr>
-              <w:t>お支払い</w:t>
-            </w:r>
-            <w:r>
-              <w:rPr>
-                <w:rFonts w:ascii="Meiryo" w:eastAsia="Meiryo" w:hAnsi="Meiryo"/>
-                <w:sz w:val="14"/>
-                <w:szCs w:val="14"/>
-              </w:rPr>
-              <w:t>金額</w:t>
-            </w:r>
-            <w:r>
-              <w:rPr>
-                <w:rFonts w:ascii="Meiryo" w:eastAsia="Meiryo" w:hAnsi="Meiryo" w:hint="eastAsia"/>
-                <w:sz w:val="14"/>
-                <w:szCs w:val="14"/>
-              </w:rPr>
-              <w:t>に</w:t>
-            </w:r>
-            <w:r>
-              <w:rPr>
-                <w:rFonts w:ascii="Meiryo" w:eastAsia="Meiryo" w:hAnsi="Meiryo"/>
-                <w:sz w:val="14"/>
-                <w:szCs w:val="14"/>
-              </w:rPr>
-              <w:t>10%を</w:t>
-            </w:r>
-            <w:r>
-              <w:rPr>
-                <w:rFonts w:ascii="Meiryo" w:eastAsia="Meiryo" w:hAnsi="Meiryo" w:hint="eastAsia"/>
-                <w:sz w:val="14"/>
-                <w:szCs w:val="14"/>
-              </w:rPr>
-              <w:t>加算してご請求させて</w:t>
-            </w:r>
-            <w:r>
-              <w:rPr>
-                <w:rFonts w:ascii="Meiryo" w:eastAsia="Meiryo" w:hAnsi="Meiryo"/>
-                <w:sz w:val="14"/>
-                <w:szCs w:val="14"/>
-              </w:rPr>
-              <w:t>いただいております。</w:t>
-            </w:r>
-            <w:r>
-              <w:rPr>
-                <w:rFonts w:ascii="Meiryo" w:eastAsia="Meiryo" w:hAnsi="Meiryo"/>
-                <w:sz w:val="14"/>
-                <w:szCs w:val="14"/>
-              </w:rPr>
-              <w:t>※印は軽減税率対象です。</w:t>
+              <w:t>軽減税率適用対象品目（消費税8%）を示します。</w:t>
             </w:r>
           </w:p>
         </w:tc>
